--- a/results/table_02_distribution_tables.docx
+++ b/results/table_02_distribution_tables.docx
@@ -7,7 +7,7 @@
         <w:pStyle w:val="Titre1"/>
       </w:pPr>
       <w:r>
-        <w:t xml:space="preserve">Table A1. Competition pressure terciles</w:t>
+        <w:t xml:space="preserve">Table A1. High competition status</w:t>
       </w:r>
     </w:p>
     <w:tbl xmlns:a="http://schemas.openxmlformats.org/drawingml/2006/main" xmlns:pic="http://schemas.openxmlformats.org/drawingml/2006/picture">
@@ -17,13 +17,13 @@
         <w:tblLook w:firstRow="1" w:lastRow="0" w:firstColumn="0" w:lastColumn="0" w:noHBand="0" w:noVBand="1"/>
       </w:tblPr>
       <w:tblGrid>
-        <w:gridCol w:w="3223"/>
-        <w:gridCol w:w="961"/>
+        <w:gridCol w:w="4544"/>
+        <w:gridCol w:w="1084"/>
         <w:gridCol w:w="1328"/>
       </w:tblGrid>
       <w:tr>
         <w:trPr>
-          <w:trHeight w:val="612" w:hRule="auto"/>
+          <w:trHeight w:val="614" w:hRule="auto"/>
           <w:tblHeader/>
         </w:trPr>
         <w:tc>
@@ -46,38 +46,38 @@
           <w:p>
             <w:pPr>
               <w:pStyle w:val="Normal"/>
-              <w:jc w:val="right"/>
-              <w:pBdr>
-                <w:bottom w:val="none" w:sz="0" w:space="0" w:color="000000"/>
-                <w:top w:val="none" w:sz="0" w:space="0" w:color="000000"/>
-                <w:left w:val="none" w:sz="0" w:space="0" w:color="000000"/>
-                <w:right w:val="none" w:sz="0" w:space="0" w:color="000000"/>
-              </w:pBdr>
-              <w:spacing w:after="100" w:before="100" w:line="240"/>
-              <w:ind w:left="100" w:right="100" w:firstLine="0" w:firstLineChars="0"/>
-              <w:rPr>
-                <w:rFonts w:ascii="Arial" w:hAnsi="Arial" w:eastAsia="Arial" w:cs="Arial"/>
-                <w:i w:val="false"/>
-                <w:b w:val="false"/>
-                <w:u w:val="none"/>
-                <w:strike w:val="false"/>
-                <w:sz w:val="22"/>
-                <w:szCs w:val="22"/>
-                <w:color w:val="000000"/>
-              </w:rPr>
-            </w:pPr>
-            <w:r>
-              <w:rPr>
-                <w:rFonts w:ascii="Arial" w:hAnsi="Arial" w:eastAsia="Arial" w:cs="Arial"/>
-                <w:i w:val="false"/>
-                <w:b w:val="false"/>
-                <w:u w:val="none"/>
-                <w:strike w:val="false"/>
-                <w:sz w:val="22"/>
-                <w:szCs w:val="22"/>
-                <w:color w:val="000000"/>
-              </w:rPr>
-              <w:t xml:space="preserve">competition_pressure_tercile</w:t>
+              <w:jc w:val="left"/>
+              <w:pBdr>
+                <w:bottom w:val="none" w:sz="0" w:space="0" w:color="000000"/>
+                <w:top w:val="none" w:sz="0" w:space="0" w:color="000000"/>
+                <w:left w:val="none" w:sz="0" w:space="0" w:color="000000"/>
+                <w:right w:val="none" w:sz="0" w:space="0" w:color="000000"/>
+              </w:pBdr>
+              <w:spacing w:after="100" w:before="100" w:line="240"/>
+              <w:ind w:left="100" w:right="100" w:firstLine="0" w:firstLineChars="0"/>
+              <w:rPr>
+                <w:rFonts w:ascii="Arial" w:hAnsi="Arial" w:eastAsia="Arial" w:cs="Arial"/>
+                <w:i w:val="false"/>
+                <w:b w:val="false"/>
+                <w:u w:val="none"/>
+                <w:strike w:val="false"/>
+                <w:sz w:val="22"/>
+                <w:szCs w:val="22"/>
+                <w:color w:val="000000"/>
+              </w:rPr>
+            </w:pPr>
+            <w:r>
+              <w:rPr>
+                <w:rFonts w:ascii="Arial" w:hAnsi="Arial" w:eastAsia="Arial" w:cs="Arial"/>
+                <w:i w:val="false"/>
+                <w:b w:val="false"/>
+                <w:u w:val="none"/>
+                <w:strike w:val="false"/>
+                <w:sz w:val="22"/>
+                <w:szCs w:val="22"/>
+                <w:color w:val="000000"/>
+              </w:rPr>
+              <w:t xml:space="preserve">high_competition_label</w:t>
             </w:r>
           </w:p>
         </w:tc>
@@ -194,7 +194,7 @@
       </w:tr>
       <w:tr>
         <w:trPr>
-          <w:trHeight w:val="600" w:hRule="auto"/>
+          <w:trHeight w:val="613" w:hRule="auto"/>
         </w:trPr>
         <w:tc>
           <w:tcPr>
@@ -216,38 +216,38 @@
           <w:p>
             <w:pPr>
               <w:pStyle w:val="Normal"/>
-              <w:jc w:val="right"/>
-              <w:pBdr>
-                <w:bottom w:val="none" w:sz="0" w:space="0" w:color="000000"/>
-                <w:top w:val="none" w:sz="0" w:space="0" w:color="000000"/>
-                <w:left w:val="none" w:sz="0" w:space="0" w:color="000000"/>
-                <w:right w:val="none" w:sz="0" w:space="0" w:color="000000"/>
-              </w:pBdr>
-              <w:spacing w:after="100" w:before="100" w:line="240"/>
-              <w:ind w:left="100" w:right="100" w:firstLine="0" w:firstLineChars="0"/>
-              <w:rPr>
-                <w:rFonts w:ascii="Arial" w:hAnsi="Arial" w:eastAsia="Arial" w:cs="Arial"/>
-                <w:i w:val="false"/>
-                <w:b w:val="false"/>
-                <w:u w:val="none"/>
-                <w:strike w:val="false"/>
-                <w:sz w:val="22"/>
-                <w:szCs w:val="22"/>
-                <w:color w:val="000000"/>
-              </w:rPr>
-            </w:pPr>
-            <w:r>
-              <w:rPr>
-                <w:rFonts w:ascii="Arial" w:hAnsi="Arial" w:eastAsia="Arial" w:cs="Arial"/>
-                <w:i w:val="false"/>
-                <w:b w:val="false"/>
-                <w:u w:val="none"/>
-                <w:strike w:val="false"/>
-                <w:sz w:val="22"/>
-                <w:szCs w:val="22"/>
-                <w:color w:val="000000"/>
-              </w:rPr>
-              <w:t xml:space="preserve">1</w:t>
+              <w:jc w:val="left"/>
+              <w:pBdr>
+                <w:bottom w:val="none" w:sz="0" w:space="0" w:color="000000"/>
+                <w:top w:val="none" w:sz="0" w:space="0" w:color="000000"/>
+                <w:left w:val="none" w:sz="0" w:space="0" w:color="000000"/>
+                <w:right w:val="none" w:sz="0" w:space="0" w:color="000000"/>
+              </w:pBdr>
+              <w:spacing w:after="100" w:before="100" w:line="240"/>
+              <w:ind w:left="100" w:right="100" w:firstLine="0" w:firstLineChars="0"/>
+              <w:rPr>
+                <w:rFonts w:ascii="Arial" w:hAnsi="Arial" w:eastAsia="Arial" w:cs="Arial"/>
+                <w:i w:val="false"/>
+                <w:b w:val="false"/>
+                <w:u w:val="none"/>
+                <w:strike w:val="false"/>
+                <w:sz w:val="22"/>
+                <w:szCs w:val="22"/>
+                <w:color w:val="000000"/>
+              </w:rPr>
+            </w:pPr>
+            <w:r>
+              <w:rPr>
+                <w:rFonts w:ascii="Arial" w:hAnsi="Arial" w:eastAsia="Arial" w:cs="Arial"/>
+                <w:i w:val="false"/>
+                <w:b w:val="false"/>
+                <w:u w:val="none"/>
+                <w:strike w:val="false"/>
+                <w:sz w:val="22"/>
+                <w:szCs w:val="22"/>
+                <w:color w:val="000000"/>
+              </w:rPr>
+              <w:t xml:space="preserve">Low competition: 0 to 5 competitors</w:t>
             </w:r>
           </w:p>
         </w:tc>
@@ -302,7 +302,7 @@
                 <w:szCs w:val="22"/>
                 <w:color w:val="000000"/>
               </w:rPr>
-              <w:t xml:space="preserve">2,823</w:t>
+              <w:t xml:space="preserve">9,359</w:t>
             </w:r>
           </w:p>
         </w:tc>
@@ -357,184 +357,14 @@
                 <w:szCs w:val="22"/>
                 <w:color w:val="000000"/>
               </w:rPr>
-              <w:t xml:space="preserve">33.04847</w:t>
+              <w:t xml:space="preserve">38.82919</w:t>
             </w:r>
           </w:p>
         </w:tc>
       </w:tr>
       <w:tr>
         <w:trPr>
-          <w:trHeight w:val="600" w:hRule="auto"/>
-        </w:trPr>
-        <w:tc>
-          <w:tcPr>
-            <w:tcBorders>
-              <w:bottom w:val="none" w:sz="0" w:space="0" w:color="000000"/>
-              <w:top w:val="none" w:sz="0" w:space="0" w:color="000000"/>
-              <w:left w:val="none" w:sz="0" w:space="0" w:color="000000"/>
-              <w:right w:val="none" w:sz="0" w:space="0" w:color="000000"/>
-            </w:tcBorders>
-            <w:shd w:val="clear" w:color="auto" w:fill="FFFFFF"/>
-            <w:tcMar>
-              <w:top w:w="0" w:type="dxa"/>
-              <w:bottom w:w="0" w:type="dxa"/>
-              <w:left w:w="0" w:type="dxa"/>
-              <w:right w:w="0" w:type="dxa"/>
-            </w:tcMar>
-            <w:vAlign w:val="center"/>
-          </w:tcPr>
-          <w:p>
-            <w:pPr>
-              <w:pStyle w:val="Normal"/>
-              <w:jc w:val="right"/>
-              <w:pBdr>
-                <w:bottom w:val="none" w:sz="0" w:space="0" w:color="000000"/>
-                <w:top w:val="none" w:sz="0" w:space="0" w:color="000000"/>
-                <w:left w:val="none" w:sz="0" w:space="0" w:color="000000"/>
-                <w:right w:val="none" w:sz="0" w:space="0" w:color="000000"/>
-              </w:pBdr>
-              <w:spacing w:after="100" w:before="100" w:line="240"/>
-              <w:ind w:left="100" w:right="100" w:firstLine="0" w:firstLineChars="0"/>
-              <w:rPr>
-                <w:rFonts w:ascii="Arial" w:hAnsi="Arial" w:eastAsia="Arial" w:cs="Arial"/>
-                <w:i w:val="false"/>
-                <w:b w:val="false"/>
-                <w:u w:val="none"/>
-                <w:strike w:val="false"/>
-                <w:sz w:val="22"/>
-                <w:szCs w:val="22"/>
-                <w:color w:val="000000"/>
-              </w:rPr>
-            </w:pPr>
-            <w:r>
-              <w:rPr>
-                <w:rFonts w:ascii="Arial" w:hAnsi="Arial" w:eastAsia="Arial" w:cs="Arial"/>
-                <w:i w:val="false"/>
-                <w:b w:val="false"/>
-                <w:u w:val="none"/>
-                <w:strike w:val="false"/>
-                <w:sz w:val="22"/>
-                <w:szCs w:val="22"/>
-                <w:color w:val="000000"/>
-              </w:rPr>
-              <w:t xml:space="preserve">2</w:t>
-            </w:r>
-          </w:p>
-        </w:tc>
-        <w:tc>
-          <w:tcPr>
-            <w:tcBorders>
-              <w:bottom w:val="none" w:sz="0" w:space="0" w:color="000000"/>
-              <w:top w:val="none" w:sz="0" w:space="0" w:color="000000"/>
-              <w:left w:val="none" w:sz="0" w:space="0" w:color="000000"/>
-              <w:right w:val="none" w:sz="0" w:space="0" w:color="000000"/>
-            </w:tcBorders>
-            <w:shd w:val="clear" w:color="auto" w:fill="FFFFFF"/>
-            <w:tcMar>
-              <w:top w:w="0" w:type="dxa"/>
-              <w:bottom w:w="0" w:type="dxa"/>
-              <w:left w:w="0" w:type="dxa"/>
-              <w:right w:w="0" w:type="dxa"/>
-            </w:tcMar>
-            <w:vAlign w:val="center"/>
-          </w:tcPr>
-          <w:p>
-            <w:pPr>
-              <w:pStyle w:val="Normal"/>
-              <w:jc w:val="right"/>
-              <w:pBdr>
-                <w:bottom w:val="none" w:sz="0" w:space="0" w:color="000000"/>
-                <w:top w:val="none" w:sz="0" w:space="0" w:color="000000"/>
-                <w:left w:val="none" w:sz="0" w:space="0" w:color="000000"/>
-                <w:right w:val="none" w:sz="0" w:space="0" w:color="000000"/>
-              </w:pBdr>
-              <w:spacing w:after="100" w:before="100" w:line="240"/>
-              <w:ind w:left="100" w:right="100" w:firstLine="0" w:firstLineChars="0"/>
-              <w:rPr>
-                <w:rFonts w:ascii="Arial" w:hAnsi="Arial" w:eastAsia="Arial" w:cs="Arial"/>
-                <w:i w:val="false"/>
-                <w:b w:val="false"/>
-                <w:u w:val="none"/>
-                <w:strike w:val="false"/>
-                <w:sz w:val="22"/>
-                <w:szCs w:val="22"/>
-                <w:color w:val="000000"/>
-              </w:rPr>
-            </w:pPr>
-            <w:r>
-              <w:rPr>
-                <w:rFonts w:ascii="Arial" w:hAnsi="Arial" w:eastAsia="Arial" w:cs="Arial"/>
-                <w:i w:val="false"/>
-                <w:b w:val="false"/>
-                <w:u w:val="none"/>
-                <w:strike w:val="false"/>
-                <w:sz w:val="22"/>
-                <w:szCs w:val="22"/>
-                <w:color w:val="000000"/>
-              </w:rPr>
-              <w:t xml:space="preserve">2,638</w:t>
-            </w:r>
-          </w:p>
-        </w:tc>
-        <w:tc>
-          <w:tcPr>
-            <w:tcBorders>
-              <w:bottom w:val="none" w:sz="0" w:space="0" w:color="000000"/>
-              <w:top w:val="none" w:sz="0" w:space="0" w:color="000000"/>
-              <w:left w:val="none" w:sz="0" w:space="0" w:color="000000"/>
-              <w:right w:val="none" w:sz="0" w:space="0" w:color="000000"/>
-            </w:tcBorders>
-            <w:shd w:val="clear" w:color="auto" w:fill="FFFFFF"/>
-            <w:tcMar>
-              <w:top w:w="0" w:type="dxa"/>
-              <w:bottom w:w="0" w:type="dxa"/>
-              <w:left w:w="0" w:type="dxa"/>
-              <w:right w:w="0" w:type="dxa"/>
-            </w:tcMar>
-            <w:vAlign w:val="center"/>
-          </w:tcPr>
-          <w:p>
-            <w:pPr>
-              <w:pStyle w:val="Normal"/>
-              <w:jc w:val="right"/>
-              <w:pBdr>
-                <w:bottom w:val="none" w:sz="0" w:space="0" w:color="000000"/>
-                <w:top w:val="none" w:sz="0" w:space="0" w:color="000000"/>
-                <w:left w:val="none" w:sz="0" w:space="0" w:color="000000"/>
-                <w:right w:val="none" w:sz="0" w:space="0" w:color="000000"/>
-              </w:pBdr>
-              <w:spacing w:after="100" w:before="100" w:line="240"/>
-              <w:ind w:left="100" w:right="100" w:firstLine="0" w:firstLineChars="0"/>
-              <w:rPr>
-                <w:rFonts w:ascii="Arial" w:hAnsi="Arial" w:eastAsia="Arial" w:cs="Arial"/>
-                <w:i w:val="false"/>
-                <w:b w:val="false"/>
-                <w:u w:val="none"/>
-                <w:strike w:val="false"/>
-                <w:sz w:val="22"/>
-                <w:szCs w:val="22"/>
-                <w:color w:val="000000"/>
-              </w:rPr>
-            </w:pPr>
-            <w:r>
-              <w:rPr>
-                <w:rFonts w:ascii="Arial" w:hAnsi="Arial" w:eastAsia="Arial" w:cs="Arial"/>
-                <w:i w:val="false"/>
-                <w:b w:val="false"/>
-                <w:u w:val="none"/>
-                <w:strike w:val="false"/>
-                <w:sz w:val="22"/>
-                <w:szCs w:val="22"/>
-                <w:color w:val="000000"/>
-              </w:rPr>
-              <w:t xml:space="preserve">30.88270</w:t>
-            </w:r>
-          </w:p>
-        </w:tc>
-      </w:tr>
-      <w:tr>
-        <w:trPr>
-          <w:trHeight w:val="600" w:hRule="auto"/>
+          <w:trHeight w:val="614" w:hRule="auto"/>
         </w:trPr>
         <w:tc>
           <w:tcPr>
@@ -556,38 +386,38 @@
           <w:p>
             <w:pPr>
               <w:pStyle w:val="Normal"/>
-              <w:jc w:val="right"/>
-              <w:pBdr>
-                <w:bottom w:val="none" w:sz="0" w:space="0" w:color="000000"/>
-                <w:top w:val="none" w:sz="0" w:space="0" w:color="000000"/>
-                <w:left w:val="none" w:sz="0" w:space="0" w:color="000000"/>
-                <w:right w:val="none" w:sz="0" w:space="0" w:color="000000"/>
-              </w:pBdr>
-              <w:spacing w:after="100" w:before="100" w:line="240"/>
-              <w:ind w:left="100" w:right="100" w:firstLine="0" w:firstLineChars="0"/>
-              <w:rPr>
-                <w:rFonts w:ascii="Arial" w:hAnsi="Arial" w:eastAsia="Arial" w:cs="Arial"/>
-                <w:i w:val="false"/>
-                <w:b w:val="false"/>
-                <w:u w:val="none"/>
-                <w:strike w:val="false"/>
-                <w:sz w:val="22"/>
-                <w:szCs w:val="22"/>
-                <w:color w:val="000000"/>
-              </w:rPr>
-            </w:pPr>
-            <w:r>
-              <w:rPr>
-                <w:rFonts w:ascii="Arial" w:hAnsi="Arial" w:eastAsia="Arial" w:cs="Arial"/>
-                <w:i w:val="false"/>
-                <w:b w:val="false"/>
-                <w:u w:val="none"/>
-                <w:strike w:val="false"/>
-                <w:sz w:val="22"/>
-                <w:szCs w:val="22"/>
-                <w:color w:val="000000"/>
-              </w:rPr>
-              <w:t xml:space="preserve">3</w:t>
+              <w:jc w:val="left"/>
+              <w:pBdr>
+                <w:bottom w:val="none" w:sz="0" w:space="0" w:color="000000"/>
+                <w:top w:val="none" w:sz="0" w:space="0" w:color="000000"/>
+                <w:left w:val="none" w:sz="0" w:space="0" w:color="000000"/>
+                <w:right w:val="none" w:sz="0" w:space="0" w:color="000000"/>
+              </w:pBdr>
+              <w:spacing w:after="100" w:before="100" w:line="240"/>
+              <w:ind w:left="100" w:right="100" w:firstLine="0" w:firstLineChars="0"/>
+              <w:rPr>
+                <w:rFonts w:ascii="Arial" w:hAnsi="Arial" w:eastAsia="Arial" w:cs="Arial"/>
+                <w:i w:val="false"/>
+                <w:b w:val="false"/>
+                <w:u w:val="none"/>
+                <w:strike w:val="false"/>
+                <w:sz w:val="22"/>
+                <w:szCs w:val="22"/>
+                <w:color w:val="000000"/>
+              </w:rPr>
+            </w:pPr>
+            <w:r>
+              <w:rPr>
+                <w:rFonts w:ascii="Arial" w:hAnsi="Arial" w:eastAsia="Arial" w:cs="Arial"/>
+                <w:i w:val="false"/>
+                <w:b w:val="false"/>
+                <w:u w:val="none"/>
+                <w:strike w:val="false"/>
+                <w:sz w:val="22"/>
+                <w:szCs w:val="22"/>
+                <w:color w:val="000000"/>
+              </w:rPr>
+              <w:t xml:space="preserve">High competition: more than 5 competitors</w:t>
             </w:r>
           </w:p>
         </w:tc>
@@ -642,7 +472,7 @@
                 <w:szCs w:val="22"/>
                 <w:color w:val="000000"/>
               </w:rPr>
-              <w:t xml:space="preserve">3,081</w:t>
+              <w:t xml:space="preserve">14,744</w:t>
             </w:r>
           </w:p>
         </w:tc>
@@ -697,7 +527,7 @@
                 <w:szCs w:val="22"/>
                 <w:color w:val="000000"/>
               </w:rPr>
-              <w:t xml:space="preserve">36.06884</w:t>
+              <w:t xml:space="preserve">61.17081</w:t>
             </w:r>
           </w:p>
         </w:tc>
@@ -708,7 +538,7 @@
         <w:pStyle w:val="Titre1"/>
       </w:pPr>
       <w:r>
-        <w:t xml:space="preserve">Table A2. Number of competitors</w:t>
+        <w:t xml:space="preserve">Table A2. Distribution by number of competitors</w:t>
       </w:r>
     </w:p>
     <w:tbl xmlns:a="http://schemas.openxmlformats.org/drawingml/2006/main" xmlns:pic="http://schemas.openxmlformats.org/drawingml/2006/picture">
@@ -719,7 +549,7 @@
       </w:tblPr>
       <w:tblGrid>
         <w:gridCol w:w="3003"/>
-        <w:gridCol w:w="961"/>
+        <w:gridCol w:w="1084"/>
         <w:gridCol w:w="1451"/>
       </w:tblGrid>
       <w:tr>
@@ -1003,7 +833,7 @@
                 <w:szCs w:val="22"/>
                 <w:color w:val="000000"/>
               </w:rPr>
-              <w:t xml:space="preserve">416</w:t>
+              <w:t xml:space="preserve">1,282</w:t>
             </w:r>
           </w:p>
         </w:tc>
@@ -1058,7 +888,7 @@
                 <w:szCs w:val="22"/>
                 <w:color w:val="000000"/>
               </w:rPr>
-              <w:t xml:space="preserve">4.870054</w:t>
+              <w:t xml:space="preserve">5.318840</w:t>
             </w:r>
           </w:p>
         </w:tc>
@@ -1173,7 +1003,7 @@
                 <w:szCs w:val="22"/>
                 <w:color w:val="000000"/>
               </w:rPr>
-              <w:t xml:space="preserve">339</w:t>
+              <w:t xml:space="preserve">953</w:t>
             </w:r>
           </w:p>
         </w:tc>
@@ -1228,7 +1058,7 @@
                 <w:szCs w:val="22"/>
                 <w:color w:val="000000"/>
               </w:rPr>
-              <w:t xml:space="preserve">3.968626</w:t>
+              <w:t xml:space="preserve">3.953865</w:t>
             </w:r>
           </w:p>
         </w:tc>
@@ -1343,7 +1173,7 @@
                 <w:szCs w:val="22"/>
                 <w:color w:val="000000"/>
               </w:rPr>
-              <w:t xml:space="preserve">2,602</w:t>
+              <w:t xml:space="preserve">7,124</w:t>
             </w:r>
           </w:p>
         </w:tc>
@@ -1398,7 +1228,7 @@
                 <w:szCs w:val="22"/>
                 <w:color w:val="000000"/>
               </w:rPr>
-              <w:t xml:space="preserve">30.461250</w:t>
+              <w:t xml:space="preserve">29.556487</w:t>
             </w:r>
           </w:p>
         </w:tc>
@@ -1513,7 +1343,7 @@
                 <w:szCs w:val="22"/>
                 <w:color w:val="000000"/>
               </w:rPr>
-              <w:t xml:space="preserve">5,185</w:t>
+              <w:t xml:space="preserve">14,744</w:t>
             </w:r>
           </w:p>
         </w:tc>
@@ -1568,7 +1398,7 @@
                 <w:szCs w:val="22"/>
                 <w:color w:val="000000"/>
               </w:rPr>
-              <w:t xml:space="preserve">60.700070</w:t>
+              <w:t xml:space="preserve">61.170809</w:t>
             </w:r>
           </w:p>
         </w:tc>
@@ -1874,7 +1704,7 @@
                 <w:szCs w:val="22"/>
                 <w:color w:val="000000"/>
               </w:rPr>
-              <w:t xml:space="preserve">3,288</w:t>
+              <w:t xml:space="preserve">6,142</w:t>
             </w:r>
           </w:p>
         </w:tc>
@@ -1929,7 +1759,7 @@
                 <w:szCs w:val="22"/>
                 <w:color w:val="000000"/>
               </w:rPr>
-              <w:t xml:space="preserve">38.49216</w:t>
+              <w:t xml:space="preserve">25.48231</w:t>
             </w:r>
           </w:p>
         </w:tc>
@@ -1941,6 +1771,176 @@
         <w:tc>
           <w:tcPr>
             <w:tcBorders>
+              <w:bottom w:val="none" w:sz="0" w:space="0" w:color="000000"/>
+              <w:top w:val="none" w:sz="0" w:space="0" w:color="000000"/>
+              <w:left w:val="none" w:sz="0" w:space="0" w:color="000000"/>
+              <w:right w:val="none" w:sz="0" w:space="0" w:color="000000"/>
+            </w:tcBorders>
+            <w:shd w:val="clear" w:color="auto" w:fill="FFFFFF"/>
+            <w:tcMar>
+              <w:top w:w="0" w:type="dxa"/>
+              <w:bottom w:w="0" w:type="dxa"/>
+              <w:left w:w="0" w:type="dxa"/>
+              <w:right w:w="0" w:type="dxa"/>
+            </w:tcMar>
+            <w:vAlign w:val="center"/>
+          </w:tcPr>
+          <w:p>
+            <w:pPr>
+              <w:pStyle w:val="Normal"/>
+              <w:jc w:val="left"/>
+              <w:pBdr>
+                <w:bottom w:val="none" w:sz="0" w:space="0" w:color="000000"/>
+                <w:top w:val="none" w:sz="0" w:space="0" w:color="000000"/>
+                <w:left w:val="none" w:sz="0" w:space="0" w:color="000000"/>
+                <w:right w:val="none" w:sz="0" w:space="0" w:color="000000"/>
+              </w:pBdr>
+              <w:spacing w:after="100" w:before="100" w:line="240"/>
+              <w:ind w:left="100" w:right="100" w:firstLine="0" w:firstLineChars="0"/>
+              <w:rPr>
+                <w:rFonts w:ascii="Arial" w:hAnsi="Arial" w:eastAsia="Arial" w:cs="Arial"/>
+                <w:i w:val="false"/>
+                <w:b w:val="false"/>
+                <w:u w:val="none"/>
+                <w:strike w:val="false"/>
+                <w:sz w:val="22"/>
+                <w:szCs w:val="22"/>
+                <w:color w:val="000000"/>
+              </w:rPr>
+            </w:pPr>
+            <w:r>
+              <w:rPr>
+                <w:rFonts w:ascii="Arial" w:hAnsi="Arial" w:eastAsia="Arial" w:cs="Arial"/>
+                <w:i w:val="false"/>
+                <w:b w:val="false"/>
+                <w:u w:val="none"/>
+                <w:strike w:val="false"/>
+                <w:sz w:val="22"/>
+                <w:szCs w:val="22"/>
+                <w:color w:val="000000"/>
+              </w:rPr>
+              <w:t xml:space="preserve">Competes with informal firms</w:t>
+            </w:r>
+          </w:p>
+        </w:tc>
+        <w:tc>
+          <w:tcPr>
+            <w:tcBorders>
+              <w:bottom w:val="none" w:sz="0" w:space="0" w:color="000000"/>
+              <w:top w:val="none" w:sz="0" w:space="0" w:color="000000"/>
+              <w:left w:val="none" w:sz="0" w:space="0" w:color="000000"/>
+              <w:right w:val="none" w:sz="0" w:space="0" w:color="000000"/>
+            </w:tcBorders>
+            <w:shd w:val="clear" w:color="auto" w:fill="FFFFFF"/>
+            <w:tcMar>
+              <w:top w:w="0" w:type="dxa"/>
+              <w:bottom w:w="0" w:type="dxa"/>
+              <w:left w:w="0" w:type="dxa"/>
+              <w:right w:w="0" w:type="dxa"/>
+            </w:tcMar>
+            <w:vAlign w:val="center"/>
+          </w:tcPr>
+          <w:p>
+            <w:pPr>
+              <w:pStyle w:val="Normal"/>
+              <w:jc w:val="right"/>
+              <w:pBdr>
+                <w:bottom w:val="none" w:sz="0" w:space="0" w:color="000000"/>
+                <w:top w:val="none" w:sz="0" w:space="0" w:color="000000"/>
+                <w:left w:val="none" w:sz="0" w:space="0" w:color="000000"/>
+                <w:right w:val="none" w:sz="0" w:space="0" w:color="000000"/>
+              </w:pBdr>
+              <w:spacing w:after="100" w:before="100" w:line="240"/>
+              <w:ind w:left="100" w:right="100" w:firstLine="0" w:firstLineChars="0"/>
+              <w:rPr>
+                <w:rFonts w:ascii="Arial" w:hAnsi="Arial" w:eastAsia="Arial" w:cs="Arial"/>
+                <w:i w:val="false"/>
+                <w:b w:val="false"/>
+                <w:u w:val="none"/>
+                <w:strike w:val="false"/>
+                <w:sz w:val="22"/>
+                <w:szCs w:val="22"/>
+                <w:color w:val="000000"/>
+              </w:rPr>
+            </w:pPr>
+            <w:r>
+              <w:rPr>
+                <w:rFonts w:ascii="Arial" w:hAnsi="Arial" w:eastAsia="Arial" w:cs="Arial"/>
+                <w:i w:val="false"/>
+                <w:b w:val="false"/>
+                <w:u w:val="none"/>
+                <w:strike w:val="false"/>
+                <w:sz w:val="22"/>
+                <w:szCs w:val="22"/>
+                <w:color w:val="000000"/>
+              </w:rPr>
+              <w:t xml:space="preserve">9,414</w:t>
+            </w:r>
+          </w:p>
+        </w:tc>
+        <w:tc>
+          <w:tcPr>
+            <w:tcBorders>
+              <w:bottom w:val="none" w:sz="0" w:space="0" w:color="000000"/>
+              <w:top w:val="none" w:sz="0" w:space="0" w:color="000000"/>
+              <w:left w:val="none" w:sz="0" w:space="0" w:color="000000"/>
+              <w:right w:val="none" w:sz="0" w:space="0" w:color="000000"/>
+            </w:tcBorders>
+            <w:shd w:val="clear" w:color="auto" w:fill="FFFFFF"/>
+            <w:tcMar>
+              <w:top w:w="0" w:type="dxa"/>
+              <w:bottom w:w="0" w:type="dxa"/>
+              <w:left w:w="0" w:type="dxa"/>
+              <w:right w:w="0" w:type="dxa"/>
+            </w:tcMar>
+            <w:vAlign w:val="center"/>
+          </w:tcPr>
+          <w:p>
+            <w:pPr>
+              <w:pStyle w:val="Normal"/>
+              <w:jc w:val="right"/>
+              <w:pBdr>
+                <w:bottom w:val="none" w:sz="0" w:space="0" w:color="000000"/>
+                <w:top w:val="none" w:sz="0" w:space="0" w:color="000000"/>
+                <w:left w:val="none" w:sz="0" w:space="0" w:color="000000"/>
+                <w:right w:val="none" w:sz="0" w:space="0" w:color="000000"/>
+              </w:pBdr>
+              <w:spacing w:after="100" w:before="100" w:line="240"/>
+              <w:ind w:left="100" w:right="100" w:firstLine="0" w:firstLineChars="0"/>
+              <w:rPr>
+                <w:rFonts w:ascii="Arial" w:hAnsi="Arial" w:eastAsia="Arial" w:cs="Arial"/>
+                <w:i w:val="false"/>
+                <w:b w:val="false"/>
+                <w:u w:val="none"/>
+                <w:strike w:val="false"/>
+                <w:sz w:val="22"/>
+                <w:szCs w:val="22"/>
+                <w:color w:val="000000"/>
+              </w:rPr>
+            </w:pPr>
+            <w:r>
+              <w:rPr>
+                <w:rFonts w:ascii="Arial" w:hAnsi="Arial" w:eastAsia="Arial" w:cs="Arial"/>
+                <w:i w:val="false"/>
+                <w:b w:val="false"/>
+                <w:u w:val="none"/>
+                <w:strike w:val="false"/>
+                <w:sz w:val="22"/>
+                <w:szCs w:val="22"/>
+                <w:color w:val="000000"/>
+              </w:rPr>
+              <w:t xml:space="preserve">39.05738</w:t>
+            </w:r>
+          </w:p>
+        </w:tc>
+      </w:tr>
+      <w:tr>
+        <w:trPr>
+          <w:trHeight w:val="600" w:hRule="auto"/>
+        </w:trPr>
+        <w:tc>
+          <w:tcPr>
+            <w:tcBorders>
               <w:bottom w:val="single" w:sz="12" w:space="0" w:color="666666"/>
               <w:top w:val="none" w:sz="0" w:space="0" w:color="000000"/>
               <w:left w:val="none" w:sz="0" w:space="0" w:color="000000"/>
@@ -1989,7 +1989,7 @@
                 <w:szCs w:val="22"/>
                 <w:color w:val="000000"/>
               </w:rPr>
-              <w:t xml:space="preserve">Competes with informal firms</w:t>
+              <w:t xml:space="preserve"/>
             </w:r>
           </w:p>
         </w:tc>
@@ -2044,7 +2044,7 @@
                 <w:szCs w:val="22"/>
                 <w:color w:val="000000"/>
               </w:rPr>
-              <w:t xml:space="preserve">5,254</w:t>
+              <w:t xml:space="preserve">8,547</w:t>
             </w:r>
           </w:p>
         </w:tc>
@@ -2099,7 +2099,708 @@
                 <w:szCs w:val="22"/>
                 <w:color w:val="000000"/>
               </w:rPr>
-              <w:t xml:space="preserve">61.50784</w:t>
+              <w:t xml:space="preserve">35.46032</w:t>
+            </w:r>
+          </w:p>
+        </w:tc>
+      </w:tr>
+    </w:tbl>
+    <w:p>
+      <w:pPr>
+        <w:pStyle w:val="Titre1"/>
+      </w:pPr>
+      <w:r>
+        <w:t xml:space="preserve">Table A4. Firm size</w:t>
+      </w:r>
+    </w:p>
+    <w:tbl xmlns:a="http://schemas.openxmlformats.org/drawingml/2006/main" xmlns:pic="http://schemas.openxmlformats.org/drawingml/2006/picture">
+      <w:tblPr>
+        <w:tblLayout w:type="fixed"/>
+        <w:jc w:val="center"/>
+        <w:tblLook w:firstRow="1" w:lastRow="0" w:firstColumn="0" w:lastColumn="0" w:noHBand="0" w:noVBand="1"/>
+      </w:tblPr>
+      <w:tblGrid>
+        <w:gridCol w:w="1218"/>
+        <w:gridCol w:w="1084"/>
+        <w:gridCol w:w="1328"/>
+      </w:tblGrid>
+      <w:tr>
+        <w:trPr>
+          <w:trHeight w:val="612" w:hRule="auto"/>
+          <w:tblHeader/>
+        </w:trPr>
+        <w:tc>
+          <w:tcPr>
+            <w:tcBorders>
+              <w:bottom w:val="single" w:sz="12" w:space="0" w:color="666666"/>
+              <w:top w:val="single" w:sz="12" w:space="0" w:color="666666"/>
+              <w:left w:val="none" w:sz="0" w:space="0" w:color="000000"/>
+              <w:right w:val="none" w:sz="0" w:space="0" w:color="000000"/>
+            </w:tcBorders>
+            <w:shd w:val="clear" w:color="auto" w:fill="FFFFFF"/>
+            <w:tcMar>
+              <w:top w:w="0" w:type="dxa"/>
+              <w:bottom w:w="0" w:type="dxa"/>
+              <w:left w:w="0" w:type="dxa"/>
+              <w:right w:w="0" w:type="dxa"/>
+            </w:tcMar>
+            <w:vAlign w:val="center"/>
+          </w:tcPr>
+          <w:p>
+            <w:pPr>
+              <w:pStyle w:val="Normal"/>
+              <w:jc w:val="left"/>
+              <w:pBdr>
+                <w:bottom w:val="none" w:sz="0" w:space="0" w:color="000000"/>
+                <w:top w:val="none" w:sz="0" w:space="0" w:color="000000"/>
+                <w:left w:val="none" w:sz="0" w:space="0" w:color="000000"/>
+                <w:right w:val="none" w:sz="0" w:space="0" w:color="000000"/>
+              </w:pBdr>
+              <w:spacing w:after="100" w:before="100" w:line="240"/>
+              <w:ind w:left="100" w:right="100" w:firstLine="0" w:firstLineChars="0"/>
+              <w:rPr>
+                <w:rFonts w:ascii="Arial" w:hAnsi="Arial" w:eastAsia="Arial" w:cs="Arial"/>
+                <w:i w:val="false"/>
+                <w:b w:val="false"/>
+                <w:u w:val="none"/>
+                <w:strike w:val="false"/>
+                <w:sz w:val="22"/>
+                <w:szCs w:val="22"/>
+                <w:color w:val="000000"/>
+              </w:rPr>
+            </w:pPr>
+            <w:r>
+              <w:rPr>
+                <w:rFonts w:ascii="Arial" w:hAnsi="Arial" w:eastAsia="Arial" w:cs="Arial"/>
+                <w:i w:val="false"/>
+                <w:b w:val="false"/>
+                <w:u w:val="none"/>
+                <w:strike w:val="false"/>
+                <w:sz w:val="22"/>
+                <w:szCs w:val="22"/>
+                <w:color w:val="000000"/>
+              </w:rPr>
+              <w:t xml:space="preserve">size_cat</w:t>
+            </w:r>
+          </w:p>
+        </w:tc>
+        <w:tc>
+          <w:tcPr>
+            <w:tcBorders>
+              <w:bottom w:val="single" w:sz="12" w:space="0" w:color="666666"/>
+              <w:top w:val="single" w:sz="12" w:space="0" w:color="666666"/>
+              <w:left w:val="none" w:sz="0" w:space="0" w:color="000000"/>
+              <w:right w:val="none" w:sz="0" w:space="0" w:color="000000"/>
+            </w:tcBorders>
+            <w:shd w:val="clear" w:color="auto" w:fill="FFFFFF"/>
+            <w:tcMar>
+              <w:top w:w="0" w:type="dxa"/>
+              <w:bottom w:w="0" w:type="dxa"/>
+              <w:left w:w="0" w:type="dxa"/>
+              <w:right w:w="0" w:type="dxa"/>
+            </w:tcMar>
+            <w:vAlign w:val="center"/>
+          </w:tcPr>
+          <w:p>
+            <w:pPr>
+              <w:pStyle w:val="Normal"/>
+              <w:jc w:val="right"/>
+              <w:pBdr>
+                <w:bottom w:val="none" w:sz="0" w:space="0" w:color="000000"/>
+                <w:top w:val="none" w:sz="0" w:space="0" w:color="000000"/>
+                <w:left w:val="none" w:sz="0" w:space="0" w:color="000000"/>
+                <w:right w:val="none" w:sz="0" w:space="0" w:color="000000"/>
+              </w:pBdr>
+              <w:spacing w:after="100" w:before="100" w:line="240"/>
+              <w:ind w:left="100" w:right="100" w:firstLine="0" w:firstLineChars="0"/>
+              <w:rPr>
+                <w:rFonts w:ascii="Arial" w:hAnsi="Arial" w:eastAsia="Arial" w:cs="Arial"/>
+                <w:i w:val="false"/>
+                <w:b w:val="false"/>
+                <w:u w:val="none"/>
+                <w:strike w:val="false"/>
+                <w:sz w:val="22"/>
+                <w:szCs w:val="22"/>
+                <w:color w:val="000000"/>
+              </w:rPr>
+            </w:pPr>
+            <w:r>
+              <w:rPr>
+                <w:rFonts w:ascii="Arial" w:hAnsi="Arial" w:eastAsia="Arial" w:cs="Arial"/>
+                <w:i w:val="false"/>
+                <w:b w:val="false"/>
+                <w:u w:val="none"/>
+                <w:strike w:val="false"/>
+                <w:sz w:val="22"/>
+                <w:szCs w:val="22"/>
+                <w:color w:val="000000"/>
+              </w:rPr>
+              <w:t xml:space="preserve">n</w:t>
+            </w:r>
+          </w:p>
+        </w:tc>
+        <w:tc>
+          <w:tcPr>
+            <w:tcBorders>
+              <w:bottom w:val="single" w:sz="12" w:space="0" w:color="666666"/>
+              <w:top w:val="single" w:sz="12" w:space="0" w:color="666666"/>
+              <w:left w:val="none" w:sz="0" w:space="0" w:color="000000"/>
+              <w:right w:val="none" w:sz="0" w:space="0" w:color="000000"/>
+            </w:tcBorders>
+            <w:shd w:val="clear" w:color="auto" w:fill="FFFFFF"/>
+            <w:tcMar>
+              <w:top w:w="0" w:type="dxa"/>
+              <w:bottom w:w="0" w:type="dxa"/>
+              <w:left w:w="0" w:type="dxa"/>
+              <w:right w:w="0" w:type="dxa"/>
+            </w:tcMar>
+            <w:vAlign w:val="center"/>
+          </w:tcPr>
+          <w:p>
+            <w:pPr>
+              <w:pStyle w:val="Normal"/>
+              <w:jc w:val="right"/>
+              <w:pBdr>
+                <w:bottom w:val="none" w:sz="0" w:space="0" w:color="000000"/>
+                <w:top w:val="none" w:sz="0" w:space="0" w:color="000000"/>
+                <w:left w:val="none" w:sz="0" w:space="0" w:color="000000"/>
+                <w:right w:val="none" w:sz="0" w:space="0" w:color="000000"/>
+              </w:pBdr>
+              <w:spacing w:after="100" w:before="100" w:line="240"/>
+              <w:ind w:left="100" w:right="100" w:firstLine="0" w:firstLineChars="0"/>
+              <w:rPr>
+                <w:rFonts w:ascii="Arial" w:hAnsi="Arial" w:eastAsia="Arial" w:cs="Arial"/>
+                <w:i w:val="false"/>
+                <w:b w:val="false"/>
+                <w:u w:val="none"/>
+                <w:strike w:val="false"/>
+                <w:sz w:val="22"/>
+                <w:szCs w:val="22"/>
+                <w:color w:val="000000"/>
+              </w:rPr>
+            </w:pPr>
+            <w:r>
+              <w:rPr>
+                <w:rFonts w:ascii="Arial" w:hAnsi="Arial" w:eastAsia="Arial" w:cs="Arial"/>
+                <w:i w:val="false"/>
+                <w:b w:val="false"/>
+                <w:u w:val="none"/>
+                <w:strike w:val="false"/>
+                <w:sz w:val="22"/>
+                <w:szCs w:val="22"/>
+                <w:color w:val="000000"/>
+              </w:rPr>
+              <w:t xml:space="preserve">share</w:t>
+            </w:r>
+          </w:p>
+        </w:tc>
+      </w:tr>
+      <w:tr>
+        <w:trPr>
+          <w:trHeight w:val="600" w:hRule="auto"/>
+        </w:trPr>
+        <w:tc>
+          <w:tcPr>
+            <w:tcBorders>
+              <w:bottom w:val="none" w:sz="0" w:space="0" w:color="000000"/>
+              <w:top w:val="single" w:sz="12" w:space="0" w:color="666666"/>
+              <w:left w:val="none" w:sz="0" w:space="0" w:color="000000"/>
+              <w:right w:val="none" w:sz="0" w:space="0" w:color="000000"/>
+            </w:tcBorders>
+            <w:shd w:val="clear" w:color="auto" w:fill="FFFFFF"/>
+            <w:tcMar>
+              <w:top w:w="0" w:type="dxa"/>
+              <w:bottom w:w="0" w:type="dxa"/>
+              <w:left w:w="0" w:type="dxa"/>
+              <w:right w:w="0" w:type="dxa"/>
+            </w:tcMar>
+            <w:vAlign w:val="center"/>
+          </w:tcPr>
+          <w:p>
+            <w:pPr>
+              <w:pStyle w:val="Normal"/>
+              <w:jc w:val="left"/>
+              <w:pBdr>
+                <w:bottom w:val="none" w:sz="0" w:space="0" w:color="000000"/>
+                <w:top w:val="none" w:sz="0" w:space="0" w:color="000000"/>
+                <w:left w:val="none" w:sz="0" w:space="0" w:color="000000"/>
+                <w:right w:val="none" w:sz="0" w:space="0" w:color="000000"/>
+              </w:pBdr>
+              <w:spacing w:after="100" w:before="100" w:line="240"/>
+              <w:ind w:left="100" w:right="100" w:firstLine="0" w:firstLineChars="0"/>
+              <w:rPr>
+                <w:rFonts w:ascii="Arial" w:hAnsi="Arial" w:eastAsia="Arial" w:cs="Arial"/>
+                <w:i w:val="false"/>
+                <w:b w:val="false"/>
+                <w:u w:val="none"/>
+                <w:strike w:val="false"/>
+                <w:sz w:val="22"/>
+                <w:szCs w:val="22"/>
+                <w:color w:val="000000"/>
+              </w:rPr>
+            </w:pPr>
+            <w:r>
+              <w:rPr>
+                <w:rFonts w:ascii="Arial" w:hAnsi="Arial" w:eastAsia="Arial" w:cs="Arial"/>
+                <w:i w:val="false"/>
+                <w:b w:val="false"/>
+                <w:u w:val="none"/>
+                <w:strike w:val="false"/>
+                <w:sz w:val="22"/>
+                <w:szCs w:val="22"/>
+                <w:color w:val="000000"/>
+              </w:rPr>
+              <w:t xml:space="preserve">Small</w:t>
+            </w:r>
+          </w:p>
+        </w:tc>
+        <w:tc>
+          <w:tcPr>
+            <w:tcBorders>
+              <w:bottom w:val="none" w:sz="0" w:space="0" w:color="000000"/>
+              <w:top w:val="single" w:sz="12" w:space="0" w:color="666666"/>
+              <w:left w:val="none" w:sz="0" w:space="0" w:color="000000"/>
+              <w:right w:val="none" w:sz="0" w:space="0" w:color="000000"/>
+            </w:tcBorders>
+            <w:shd w:val="clear" w:color="auto" w:fill="FFFFFF"/>
+            <w:tcMar>
+              <w:top w:w="0" w:type="dxa"/>
+              <w:bottom w:w="0" w:type="dxa"/>
+              <w:left w:w="0" w:type="dxa"/>
+              <w:right w:w="0" w:type="dxa"/>
+            </w:tcMar>
+            <w:vAlign w:val="center"/>
+          </w:tcPr>
+          <w:p>
+            <w:pPr>
+              <w:pStyle w:val="Normal"/>
+              <w:jc w:val="right"/>
+              <w:pBdr>
+                <w:bottom w:val="none" w:sz="0" w:space="0" w:color="000000"/>
+                <w:top w:val="none" w:sz="0" w:space="0" w:color="000000"/>
+                <w:left w:val="none" w:sz="0" w:space="0" w:color="000000"/>
+                <w:right w:val="none" w:sz="0" w:space="0" w:color="000000"/>
+              </w:pBdr>
+              <w:spacing w:after="100" w:before="100" w:line="240"/>
+              <w:ind w:left="100" w:right="100" w:firstLine="0" w:firstLineChars="0"/>
+              <w:rPr>
+                <w:rFonts w:ascii="Arial" w:hAnsi="Arial" w:eastAsia="Arial" w:cs="Arial"/>
+                <w:i w:val="false"/>
+                <w:b w:val="false"/>
+                <w:u w:val="none"/>
+                <w:strike w:val="false"/>
+                <w:sz w:val="22"/>
+                <w:szCs w:val="22"/>
+                <w:color w:val="000000"/>
+              </w:rPr>
+            </w:pPr>
+            <w:r>
+              <w:rPr>
+                <w:rFonts w:ascii="Arial" w:hAnsi="Arial" w:eastAsia="Arial" w:cs="Arial"/>
+                <w:i w:val="false"/>
+                <w:b w:val="false"/>
+                <w:u w:val="none"/>
+                <w:strike w:val="false"/>
+                <w:sz w:val="22"/>
+                <w:szCs w:val="22"/>
+                <w:color w:val="000000"/>
+              </w:rPr>
+              <w:t xml:space="preserve">10,729</w:t>
+            </w:r>
+          </w:p>
+        </w:tc>
+        <w:tc>
+          <w:tcPr>
+            <w:tcBorders>
+              <w:bottom w:val="none" w:sz="0" w:space="0" w:color="000000"/>
+              <w:top w:val="single" w:sz="12" w:space="0" w:color="666666"/>
+              <w:left w:val="none" w:sz="0" w:space="0" w:color="000000"/>
+              <w:right w:val="none" w:sz="0" w:space="0" w:color="000000"/>
+            </w:tcBorders>
+            <w:shd w:val="clear" w:color="auto" w:fill="FFFFFF"/>
+            <w:tcMar>
+              <w:top w:w="0" w:type="dxa"/>
+              <w:bottom w:w="0" w:type="dxa"/>
+              <w:left w:w="0" w:type="dxa"/>
+              <w:right w:w="0" w:type="dxa"/>
+            </w:tcMar>
+            <w:vAlign w:val="center"/>
+          </w:tcPr>
+          <w:p>
+            <w:pPr>
+              <w:pStyle w:val="Normal"/>
+              <w:jc w:val="right"/>
+              <w:pBdr>
+                <w:bottom w:val="none" w:sz="0" w:space="0" w:color="000000"/>
+                <w:top w:val="none" w:sz="0" w:space="0" w:color="000000"/>
+                <w:left w:val="none" w:sz="0" w:space="0" w:color="000000"/>
+                <w:right w:val="none" w:sz="0" w:space="0" w:color="000000"/>
+              </w:pBdr>
+              <w:spacing w:after="100" w:before="100" w:line="240"/>
+              <w:ind w:left="100" w:right="100" w:firstLine="0" w:firstLineChars="0"/>
+              <w:rPr>
+                <w:rFonts w:ascii="Arial" w:hAnsi="Arial" w:eastAsia="Arial" w:cs="Arial"/>
+                <w:i w:val="false"/>
+                <w:b w:val="false"/>
+                <w:u w:val="none"/>
+                <w:strike w:val="false"/>
+                <w:sz w:val="22"/>
+                <w:szCs w:val="22"/>
+                <w:color w:val="000000"/>
+              </w:rPr>
+            </w:pPr>
+            <w:r>
+              <w:rPr>
+                <w:rFonts w:ascii="Arial" w:hAnsi="Arial" w:eastAsia="Arial" w:cs="Arial"/>
+                <w:i w:val="false"/>
+                <w:b w:val="false"/>
+                <w:u w:val="none"/>
+                <w:strike w:val="false"/>
+                <w:sz w:val="22"/>
+                <w:szCs w:val="22"/>
+                <w:color w:val="000000"/>
+              </w:rPr>
+              <w:t xml:space="preserve">44.51313</w:t>
+            </w:r>
+          </w:p>
+        </w:tc>
+      </w:tr>
+      <w:tr>
+        <w:trPr>
+          <w:trHeight w:val="600" w:hRule="auto"/>
+        </w:trPr>
+        <w:tc>
+          <w:tcPr>
+            <w:tcBorders>
+              <w:bottom w:val="none" w:sz="0" w:space="0" w:color="000000"/>
+              <w:top w:val="none" w:sz="0" w:space="0" w:color="000000"/>
+              <w:left w:val="none" w:sz="0" w:space="0" w:color="000000"/>
+              <w:right w:val="none" w:sz="0" w:space="0" w:color="000000"/>
+            </w:tcBorders>
+            <w:shd w:val="clear" w:color="auto" w:fill="FFFFFF"/>
+            <w:tcMar>
+              <w:top w:w="0" w:type="dxa"/>
+              <w:bottom w:w="0" w:type="dxa"/>
+              <w:left w:w="0" w:type="dxa"/>
+              <w:right w:w="0" w:type="dxa"/>
+            </w:tcMar>
+            <w:vAlign w:val="center"/>
+          </w:tcPr>
+          <w:p>
+            <w:pPr>
+              <w:pStyle w:val="Normal"/>
+              <w:jc w:val="left"/>
+              <w:pBdr>
+                <w:bottom w:val="none" w:sz="0" w:space="0" w:color="000000"/>
+                <w:top w:val="none" w:sz="0" w:space="0" w:color="000000"/>
+                <w:left w:val="none" w:sz="0" w:space="0" w:color="000000"/>
+                <w:right w:val="none" w:sz="0" w:space="0" w:color="000000"/>
+              </w:pBdr>
+              <w:spacing w:after="100" w:before="100" w:line="240"/>
+              <w:ind w:left="100" w:right="100" w:firstLine="0" w:firstLineChars="0"/>
+              <w:rPr>
+                <w:rFonts w:ascii="Arial" w:hAnsi="Arial" w:eastAsia="Arial" w:cs="Arial"/>
+                <w:i w:val="false"/>
+                <w:b w:val="false"/>
+                <w:u w:val="none"/>
+                <w:strike w:val="false"/>
+                <w:sz w:val="22"/>
+                <w:szCs w:val="22"/>
+                <w:color w:val="000000"/>
+              </w:rPr>
+            </w:pPr>
+            <w:r>
+              <w:rPr>
+                <w:rFonts w:ascii="Arial" w:hAnsi="Arial" w:eastAsia="Arial" w:cs="Arial"/>
+                <w:i w:val="false"/>
+                <w:b w:val="false"/>
+                <w:u w:val="none"/>
+                <w:strike w:val="false"/>
+                <w:sz w:val="22"/>
+                <w:szCs w:val="22"/>
+                <w:color w:val="000000"/>
+              </w:rPr>
+              <w:t xml:space="preserve">Medium</w:t>
+            </w:r>
+          </w:p>
+        </w:tc>
+        <w:tc>
+          <w:tcPr>
+            <w:tcBorders>
+              <w:bottom w:val="none" w:sz="0" w:space="0" w:color="000000"/>
+              <w:top w:val="none" w:sz="0" w:space="0" w:color="000000"/>
+              <w:left w:val="none" w:sz="0" w:space="0" w:color="000000"/>
+              <w:right w:val="none" w:sz="0" w:space="0" w:color="000000"/>
+            </w:tcBorders>
+            <w:shd w:val="clear" w:color="auto" w:fill="FFFFFF"/>
+            <w:tcMar>
+              <w:top w:w="0" w:type="dxa"/>
+              <w:bottom w:w="0" w:type="dxa"/>
+              <w:left w:w="0" w:type="dxa"/>
+              <w:right w:w="0" w:type="dxa"/>
+            </w:tcMar>
+            <w:vAlign w:val="center"/>
+          </w:tcPr>
+          <w:p>
+            <w:pPr>
+              <w:pStyle w:val="Normal"/>
+              <w:jc w:val="right"/>
+              <w:pBdr>
+                <w:bottom w:val="none" w:sz="0" w:space="0" w:color="000000"/>
+                <w:top w:val="none" w:sz="0" w:space="0" w:color="000000"/>
+                <w:left w:val="none" w:sz="0" w:space="0" w:color="000000"/>
+                <w:right w:val="none" w:sz="0" w:space="0" w:color="000000"/>
+              </w:pBdr>
+              <w:spacing w:after="100" w:before="100" w:line="240"/>
+              <w:ind w:left="100" w:right="100" w:firstLine="0" w:firstLineChars="0"/>
+              <w:rPr>
+                <w:rFonts w:ascii="Arial" w:hAnsi="Arial" w:eastAsia="Arial" w:cs="Arial"/>
+                <w:i w:val="false"/>
+                <w:b w:val="false"/>
+                <w:u w:val="none"/>
+                <w:strike w:val="false"/>
+                <w:sz w:val="22"/>
+                <w:szCs w:val="22"/>
+                <w:color w:val="000000"/>
+              </w:rPr>
+            </w:pPr>
+            <w:r>
+              <w:rPr>
+                <w:rFonts w:ascii="Arial" w:hAnsi="Arial" w:eastAsia="Arial" w:cs="Arial"/>
+                <w:i w:val="false"/>
+                <w:b w:val="false"/>
+                <w:u w:val="none"/>
+                <w:strike w:val="false"/>
+                <w:sz w:val="22"/>
+                <w:szCs w:val="22"/>
+                <w:color w:val="000000"/>
+              </w:rPr>
+              <w:t xml:space="preserve">8,629</w:t>
+            </w:r>
+          </w:p>
+        </w:tc>
+        <w:tc>
+          <w:tcPr>
+            <w:tcBorders>
+              <w:bottom w:val="none" w:sz="0" w:space="0" w:color="000000"/>
+              <w:top w:val="none" w:sz="0" w:space="0" w:color="000000"/>
+              <w:left w:val="none" w:sz="0" w:space="0" w:color="000000"/>
+              <w:right w:val="none" w:sz="0" w:space="0" w:color="000000"/>
+            </w:tcBorders>
+            <w:shd w:val="clear" w:color="auto" w:fill="FFFFFF"/>
+            <w:tcMar>
+              <w:top w:w="0" w:type="dxa"/>
+              <w:bottom w:w="0" w:type="dxa"/>
+              <w:left w:w="0" w:type="dxa"/>
+              <w:right w:w="0" w:type="dxa"/>
+            </w:tcMar>
+            <w:vAlign w:val="center"/>
+          </w:tcPr>
+          <w:p>
+            <w:pPr>
+              <w:pStyle w:val="Normal"/>
+              <w:jc w:val="right"/>
+              <w:pBdr>
+                <w:bottom w:val="none" w:sz="0" w:space="0" w:color="000000"/>
+                <w:top w:val="none" w:sz="0" w:space="0" w:color="000000"/>
+                <w:left w:val="none" w:sz="0" w:space="0" w:color="000000"/>
+                <w:right w:val="none" w:sz="0" w:space="0" w:color="000000"/>
+              </w:pBdr>
+              <w:spacing w:after="100" w:before="100" w:line="240"/>
+              <w:ind w:left="100" w:right="100" w:firstLine="0" w:firstLineChars="0"/>
+              <w:rPr>
+                <w:rFonts w:ascii="Arial" w:hAnsi="Arial" w:eastAsia="Arial" w:cs="Arial"/>
+                <w:i w:val="false"/>
+                <w:b w:val="false"/>
+                <w:u w:val="none"/>
+                <w:strike w:val="false"/>
+                <w:sz w:val="22"/>
+                <w:szCs w:val="22"/>
+                <w:color w:val="000000"/>
+              </w:rPr>
+            </w:pPr>
+            <w:r>
+              <w:rPr>
+                <w:rFonts w:ascii="Arial" w:hAnsi="Arial" w:eastAsia="Arial" w:cs="Arial"/>
+                <w:i w:val="false"/>
+                <w:b w:val="false"/>
+                <w:u w:val="none"/>
+                <w:strike w:val="false"/>
+                <w:sz w:val="22"/>
+                <w:szCs w:val="22"/>
+                <w:color w:val="000000"/>
+              </w:rPr>
+              <w:t xml:space="preserve">35.80052</w:t>
+            </w:r>
+          </w:p>
+        </w:tc>
+      </w:tr>
+      <w:tr>
+        <w:trPr>
+          <w:trHeight w:val="614" w:hRule="auto"/>
+        </w:trPr>
+        <w:tc>
+          <w:tcPr>
+            <w:tcBorders>
+              <w:bottom w:val="single" w:sz="12" w:space="0" w:color="666666"/>
+              <w:top w:val="none" w:sz="0" w:space="0" w:color="000000"/>
+              <w:left w:val="none" w:sz="0" w:space="0" w:color="000000"/>
+              <w:right w:val="none" w:sz="0" w:space="0" w:color="000000"/>
+            </w:tcBorders>
+            <w:shd w:val="clear" w:color="auto" w:fill="FFFFFF"/>
+            <w:tcMar>
+              <w:top w:w="0" w:type="dxa"/>
+              <w:bottom w:w="0" w:type="dxa"/>
+              <w:left w:w="0" w:type="dxa"/>
+              <w:right w:w="0" w:type="dxa"/>
+            </w:tcMar>
+            <w:vAlign w:val="center"/>
+          </w:tcPr>
+          <w:p>
+            <w:pPr>
+              <w:pStyle w:val="Normal"/>
+              <w:jc w:val="left"/>
+              <w:pBdr>
+                <w:bottom w:val="none" w:sz="0" w:space="0" w:color="000000"/>
+                <w:top w:val="none" w:sz="0" w:space="0" w:color="000000"/>
+                <w:left w:val="none" w:sz="0" w:space="0" w:color="000000"/>
+                <w:right w:val="none" w:sz="0" w:space="0" w:color="000000"/>
+              </w:pBdr>
+              <w:spacing w:after="100" w:before="100" w:line="240"/>
+              <w:ind w:left="100" w:right="100" w:firstLine="0" w:firstLineChars="0"/>
+              <w:rPr>
+                <w:rFonts w:ascii="Arial" w:hAnsi="Arial" w:eastAsia="Arial" w:cs="Arial"/>
+                <w:i w:val="false"/>
+                <w:b w:val="false"/>
+                <w:u w:val="none"/>
+                <w:strike w:val="false"/>
+                <w:sz w:val="22"/>
+                <w:szCs w:val="22"/>
+                <w:color w:val="000000"/>
+              </w:rPr>
+            </w:pPr>
+            <w:r>
+              <w:rPr>
+                <w:rFonts w:ascii="Arial" w:hAnsi="Arial" w:eastAsia="Arial" w:cs="Arial"/>
+                <w:i w:val="false"/>
+                <w:b w:val="false"/>
+                <w:u w:val="none"/>
+                <w:strike w:val="false"/>
+                <w:sz w:val="22"/>
+                <w:szCs w:val="22"/>
+                <w:color w:val="000000"/>
+              </w:rPr>
+              <w:t xml:space="preserve">Large</w:t>
+            </w:r>
+          </w:p>
+        </w:tc>
+        <w:tc>
+          <w:tcPr>
+            <w:tcBorders>
+              <w:bottom w:val="single" w:sz="12" w:space="0" w:color="666666"/>
+              <w:top w:val="none" w:sz="0" w:space="0" w:color="000000"/>
+              <w:left w:val="none" w:sz="0" w:space="0" w:color="000000"/>
+              <w:right w:val="none" w:sz="0" w:space="0" w:color="000000"/>
+            </w:tcBorders>
+            <w:shd w:val="clear" w:color="auto" w:fill="FFFFFF"/>
+            <w:tcMar>
+              <w:top w:w="0" w:type="dxa"/>
+              <w:bottom w:w="0" w:type="dxa"/>
+              <w:left w:w="0" w:type="dxa"/>
+              <w:right w:w="0" w:type="dxa"/>
+            </w:tcMar>
+            <w:vAlign w:val="center"/>
+          </w:tcPr>
+          <w:p>
+            <w:pPr>
+              <w:pStyle w:val="Normal"/>
+              <w:jc w:val="right"/>
+              <w:pBdr>
+                <w:bottom w:val="none" w:sz="0" w:space="0" w:color="000000"/>
+                <w:top w:val="none" w:sz="0" w:space="0" w:color="000000"/>
+                <w:left w:val="none" w:sz="0" w:space="0" w:color="000000"/>
+                <w:right w:val="none" w:sz="0" w:space="0" w:color="000000"/>
+              </w:pBdr>
+              <w:spacing w:after="100" w:before="100" w:line="240"/>
+              <w:ind w:left="100" w:right="100" w:firstLine="0" w:firstLineChars="0"/>
+              <w:rPr>
+                <w:rFonts w:ascii="Arial" w:hAnsi="Arial" w:eastAsia="Arial" w:cs="Arial"/>
+                <w:i w:val="false"/>
+                <w:b w:val="false"/>
+                <w:u w:val="none"/>
+                <w:strike w:val="false"/>
+                <w:sz w:val="22"/>
+                <w:szCs w:val="22"/>
+                <w:color w:val="000000"/>
+              </w:rPr>
+            </w:pPr>
+            <w:r>
+              <w:rPr>
+                <w:rFonts w:ascii="Arial" w:hAnsi="Arial" w:eastAsia="Arial" w:cs="Arial"/>
+                <w:i w:val="false"/>
+                <w:b w:val="false"/>
+                <w:u w:val="none"/>
+                <w:strike w:val="false"/>
+                <w:sz w:val="22"/>
+                <w:szCs w:val="22"/>
+                <w:color w:val="000000"/>
+              </w:rPr>
+              <w:t xml:space="preserve">4,745</w:t>
+            </w:r>
+          </w:p>
+        </w:tc>
+        <w:tc>
+          <w:tcPr>
+            <w:tcBorders>
+              <w:bottom w:val="single" w:sz="12" w:space="0" w:color="666666"/>
+              <w:top w:val="none" w:sz="0" w:space="0" w:color="000000"/>
+              <w:left w:val="none" w:sz="0" w:space="0" w:color="000000"/>
+              <w:right w:val="none" w:sz="0" w:space="0" w:color="000000"/>
+            </w:tcBorders>
+            <w:shd w:val="clear" w:color="auto" w:fill="FFFFFF"/>
+            <w:tcMar>
+              <w:top w:w="0" w:type="dxa"/>
+              <w:bottom w:w="0" w:type="dxa"/>
+              <w:left w:w="0" w:type="dxa"/>
+              <w:right w:w="0" w:type="dxa"/>
+            </w:tcMar>
+            <w:vAlign w:val="center"/>
+          </w:tcPr>
+          <w:p>
+            <w:pPr>
+              <w:pStyle w:val="Normal"/>
+              <w:jc w:val="right"/>
+              <w:pBdr>
+                <w:bottom w:val="none" w:sz="0" w:space="0" w:color="000000"/>
+                <w:top w:val="none" w:sz="0" w:space="0" w:color="000000"/>
+                <w:left w:val="none" w:sz="0" w:space="0" w:color="000000"/>
+                <w:right w:val="none" w:sz="0" w:space="0" w:color="000000"/>
+              </w:pBdr>
+              <w:spacing w:after="100" w:before="100" w:line="240"/>
+              <w:ind w:left="100" w:right="100" w:firstLine="0" w:firstLineChars="0"/>
+              <w:rPr>
+                <w:rFonts w:ascii="Arial" w:hAnsi="Arial" w:eastAsia="Arial" w:cs="Arial"/>
+                <w:i w:val="false"/>
+                <w:b w:val="false"/>
+                <w:u w:val="none"/>
+                <w:strike w:val="false"/>
+                <w:sz w:val="22"/>
+                <w:szCs w:val="22"/>
+                <w:color w:val="000000"/>
+              </w:rPr>
+            </w:pPr>
+            <w:r>
+              <w:rPr>
+                <w:rFonts w:ascii="Arial" w:hAnsi="Arial" w:eastAsia="Arial" w:cs="Arial"/>
+                <w:i w:val="false"/>
+                <w:b w:val="false"/>
+                <w:u w:val="none"/>
+                <w:strike w:val="false"/>
+                <w:sz w:val="22"/>
+                <w:szCs w:val="22"/>
+                <w:color w:val="000000"/>
+              </w:rPr>
+              <w:t xml:space="preserve">19.68635</w:t>
             </w:r>
           </w:p>
         </w:tc>

--- a/results/table_02_distribution_tables.docx
+++ b/results/table_02_distribution_tables.docx
@@ -7,7 +7,7 @@
         <w:pStyle w:val="Titre1"/>
       </w:pPr>
       <w:r>
-        <w:t xml:space="preserve">Table A1. High competition status</w:t>
+        <w:t xml:space="preserve">Table A1. Competition pressure terciles</w:t>
       </w:r>
     </w:p>
     <w:tbl xmlns:a="http://schemas.openxmlformats.org/drawingml/2006/main" xmlns:pic="http://schemas.openxmlformats.org/drawingml/2006/picture">
@@ -17,13 +17,13 @@
         <w:tblLook w:firstRow="1" w:lastRow="0" w:firstColumn="0" w:lastColumn="0" w:noHBand="0" w:noVBand="1"/>
       </w:tblPr>
       <w:tblGrid>
-        <w:gridCol w:w="4544"/>
-        <w:gridCol w:w="1084"/>
+        <w:gridCol w:w="3223"/>
+        <w:gridCol w:w="961"/>
         <w:gridCol w:w="1328"/>
       </w:tblGrid>
       <w:tr>
         <w:trPr>
-          <w:trHeight w:val="614" w:hRule="auto"/>
+          <w:trHeight w:val="612" w:hRule="auto"/>
           <w:tblHeader/>
         </w:trPr>
         <w:tc>
@@ -46,38 +46,38 @@
           <w:p>
             <w:pPr>
               <w:pStyle w:val="Normal"/>
-              <w:jc w:val="left"/>
-              <w:pBdr>
-                <w:bottom w:val="none" w:sz="0" w:space="0" w:color="000000"/>
-                <w:top w:val="none" w:sz="0" w:space="0" w:color="000000"/>
-                <w:left w:val="none" w:sz="0" w:space="0" w:color="000000"/>
-                <w:right w:val="none" w:sz="0" w:space="0" w:color="000000"/>
-              </w:pBdr>
-              <w:spacing w:after="100" w:before="100" w:line="240"/>
-              <w:ind w:left="100" w:right="100" w:firstLine="0" w:firstLineChars="0"/>
-              <w:rPr>
-                <w:rFonts w:ascii="Arial" w:hAnsi="Arial" w:eastAsia="Arial" w:cs="Arial"/>
-                <w:i w:val="false"/>
-                <w:b w:val="false"/>
-                <w:u w:val="none"/>
-                <w:strike w:val="false"/>
-                <w:sz w:val="22"/>
-                <w:szCs w:val="22"/>
-                <w:color w:val="000000"/>
-              </w:rPr>
-            </w:pPr>
-            <w:r>
-              <w:rPr>
-                <w:rFonts w:ascii="Arial" w:hAnsi="Arial" w:eastAsia="Arial" w:cs="Arial"/>
-                <w:i w:val="false"/>
-                <w:b w:val="false"/>
-                <w:u w:val="none"/>
-                <w:strike w:val="false"/>
-                <w:sz w:val="22"/>
-                <w:szCs w:val="22"/>
-                <w:color w:val="000000"/>
-              </w:rPr>
-              <w:t xml:space="preserve">high_competition_label</w:t>
+              <w:jc w:val="right"/>
+              <w:pBdr>
+                <w:bottom w:val="none" w:sz="0" w:space="0" w:color="000000"/>
+                <w:top w:val="none" w:sz="0" w:space="0" w:color="000000"/>
+                <w:left w:val="none" w:sz="0" w:space="0" w:color="000000"/>
+                <w:right w:val="none" w:sz="0" w:space="0" w:color="000000"/>
+              </w:pBdr>
+              <w:spacing w:after="100" w:before="100" w:line="240"/>
+              <w:ind w:left="100" w:right="100" w:firstLine="0" w:firstLineChars="0"/>
+              <w:rPr>
+                <w:rFonts w:ascii="Arial" w:hAnsi="Arial" w:eastAsia="Arial" w:cs="Arial"/>
+                <w:i w:val="false"/>
+                <w:b w:val="false"/>
+                <w:u w:val="none"/>
+                <w:strike w:val="false"/>
+                <w:sz w:val="22"/>
+                <w:szCs w:val="22"/>
+                <w:color w:val="000000"/>
+              </w:rPr>
+            </w:pPr>
+            <w:r>
+              <w:rPr>
+                <w:rFonts w:ascii="Arial" w:hAnsi="Arial" w:eastAsia="Arial" w:cs="Arial"/>
+                <w:i w:val="false"/>
+                <w:b w:val="false"/>
+                <w:u w:val="none"/>
+                <w:strike w:val="false"/>
+                <w:sz w:val="22"/>
+                <w:szCs w:val="22"/>
+                <w:color w:val="000000"/>
+              </w:rPr>
+              <w:t xml:space="preserve">competition_pressure_tercile</w:t>
             </w:r>
           </w:p>
         </w:tc>
@@ -194,7 +194,7 @@
       </w:tr>
       <w:tr>
         <w:trPr>
-          <w:trHeight w:val="613" w:hRule="auto"/>
+          <w:trHeight w:val="600" w:hRule="auto"/>
         </w:trPr>
         <w:tc>
           <w:tcPr>
@@ -216,38 +216,38 @@
           <w:p>
             <w:pPr>
               <w:pStyle w:val="Normal"/>
-              <w:jc w:val="left"/>
-              <w:pBdr>
-                <w:bottom w:val="none" w:sz="0" w:space="0" w:color="000000"/>
-                <w:top w:val="none" w:sz="0" w:space="0" w:color="000000"/>
-                <w:left w:val="none" w:sz="0" w:space="0" w:color="000000"/>
-                <w:right w:val="none" w:sz="0" w:space="0" w:color="000000"/>
-              </w:pBdr>
-              <w:spacing w:after="100" w:before="100" w:line="240"/>
-              <w:ind w:left="100" w:right="100" w:firstLine="0" w:firstLineChars="0"/>
-              <w:rPr>
-                <w:rFonts w:ascii="Arial" w:hAnsi="Arial" w:eastAsia="Arial" w:cs="Arial"/>
-                <w:i w:val="false"/>
-                <w:b w:val="false"/>
-                <w:u w:val="none"/>
-                <w:strike w:val="false"/>
-                <w:sz w:val="22"/>
-                <w:szCs w:val="22"/>
-                <w:color w:val="000000"/>
-              </w:rPr>
-            </w:pPr>
-            <w:r>
-              <w:rPr>
-                <w:rFonts w:ascii="Arial" w:hAnsi="Arial" w:eastAsia="Arial" w:cs="Arial"/>
-                <w:i w:val="false"/>
-                <w:b w:val="false"/>
-                <w:u w:val="none"/>
-                <w:strike w:val="false"/>
-                <w:sz w:val="22"/>
-                <w:szCs w:val="22"/>
-                <w:color w:val="000000"/>
-              </w:rPr>
-              <w:t xml:space="preserve">Low competition: 0 to 5 competitors</w:t>
+              <w:jc w:val="right"/>
+              <w:pBdr>
+                <w:bottom w:val="none" w:sz="0" w:space="0" w:color="000000"/>
+                <w:top w:val="none" w:sz="0" w:space="0" w:color="000000"/>
+                <w:left w:val="none" w:sz="0" w:space="0" w:color="000000"/>
+                <w:right w:val="none" w:sz="0" w:space="0" w:color="000000"/>
+              </w:pBdr>
+              <w:spacing w:after="100" w:before="100" w:line="240"/>
+              <w:ind w:left="100" w:right="100" w:firstLine="0" w:firstLineChars="0"/>
+              <w:rPr>
+                <w:rFonts w:ascii="Arial" w:hAnsi="Arial" w:eastAsia="Arial" w:cs="Arial"/>
+                <w:i w:val="false"/>
+                <w:b w:val="false"/>
+                <w:u w:val="none"/>
+                <w:strike w:val="false"/>
+                <w:sz w:val="22"/>
+                <w:szCs w:val="22"/>
+                <w:color w:val="000000"/>
+              </w:rPr>
+            </w:pPr>
+            <w:r>
+              <w:rPr>
+                <w:rFonts w:ascii="Arial" w:hAnsi="Arial" w:eastAsia="Arial" w:cs="Arial"/>
+                <w:i w:val="false"/>
+                <w:b w:val="false"/>
+                <w:u w:val="none"/>
+                <w:strike w:val="false"/>
+                <w:sz w:val="22"/>
+                <w:szCs w:val="22"/>
+                <w:color w:val="000000"/>
+              </w:rPr>
+              <w:t xml:space="preserve">1</w:t>
             </w:r>
           </w:p>
         </w:tc>
@@ -302,7 +302,7 @@
                 <w:szCs w:val="22"/>
                 <w:color w:val="000000"/>
               </w:rPr>
-              <w:t xml:space="preserve">9,359</w:t>
+              <w:t xml:space="preserve">5,071</w:t>
             </w:r>
           </w:p>
         </w:tc>
@@ -357,14 +357,184 @@
                 <w:szCs w:val="22"/>
                 <w:color w:val="000000"/>
               </w:rPr>
-              <w:t xml:space="preserve">38.82919</w:t>
+              <w:t xml:space="preserve">33.28520</w:t>
             </w:r>
           </w:p>
         </w:tc>
       </w:tr>
       <w:tr>
         <w:trPr>
-          <w:trHeight w:val="614" w:hRule="auto"/>
+          <w:trHeight w:val="600" w:hRule="auto"/>
+        </w:trPr>
+        <w:tc>
+          <w:tcPr>
+            <w:tcBorders>
+              <w:bottom w:val="none" w:sz="0" w:space="0" w:color="000000"/>
+              <w:top w:val="none" w:sz="0" w:space="0" w:color="000000"/>
+              <w:left w:val="none" w:sz="0" w:space="0" w:color="000000"/>
+              <w:right w:val="none" w:sz="0" w:space="0" w:color="000000"/>
+            </w:tcBorders>
+            <w:shd w:val="clear" w:color="auto" w:fill="FFFFFF"/>
+            <w:tcMar>
+              <w:top w:w="0" w:type="dxa"/>
+              <w:bottom w:w="0" w:type="dxa"/>
+              <w:left w:w="0" w:type="dxa"/>
+              <w:right w:w="0" w:type="dxa"/>
+            </w:tcMar>
+            <w:vAlign w:val="center"/>
+          </w:tcPr>
+          <w:p>
+            <w:pPr>
+              <w:pStyle w:val="Normal"/>
+              <w:jc w:val="right"/>
+              <w:pBdr>
+                <w:bottom w:val="none" w:sz="0" w:space="0" w:color="000000"/>
+                <w:top w:val="none" w:sz="0" w:space="0" w:color="000000"/>
+                <w:left w:val="none" w:sz="0" w:space="0" w:color="000000"/>
+                <w:right w:val="none" w:sz="0" w:space="0" w:color="000000"/>
+              </w:pBdr>
+              <w:spacing w:after="100" w:before="100" w:line="240"/>
+              <w:ind w:left="100" w:right="100" w:firstLine="0" w:firstLineChars="0"/>
+              <w:rPr>
+                <w:rFonts w:ascii="Arial" w:hAnsi="Arial" w:eastAsia="Arial" w:cs="Arial"/>
+                <w:i w:val="false"/>
+                <w:b w:val="false"/>
+                <w:u w:val="none"/>
+                <w:strike w:val="false"/>
+                <w:sz w:val="22"/>
+                <w:szCs w:val="22"/>
+                <w:color w:val="000000"/>
+              </w:rPr>
+            </w:pPr>
+            <w:r>
+              <w:rPr>
+                <w:rFonts w:ascii="Arial" w:hAnsi="Arial" w:eastAsia="Arial" w:cs="Arial"/>
+                <w:i w:val="false"/>
+                <w:b w:val="false"/>
+                <w:u w:val="none"/>
+                <w:strike w:val="false"/>
+                <w:sz w:val="22"/>
+                <w:szCs w:val="22"/>
+                <w:color w:val="000000"/>
+              </w:rPr>
+              <w:t xml:space="preserve">2</w:t>
+            </w:r>
+          </w:p>
+        </w:tc>
+        <w:tc>
+          <w:tcPr>
+            <w:tcBorders>
+              <w:bottom w:val="none" w:sz="0" w:space="0" w:color="000000"/>
+              <w:top w:val="none" w:sz="0" w:space="0" w:color="000000"/>
+              <w:left w:val="none" w:sz="0" w:space="0" w:color="000000"/>
+              <w:right w:val="none" w:sz="0" w:space="0" w:color="000000"/>
+            </w:tcBorders>
+            <w:shd w:val="clear" w:color="auto" w:fill="FFFFFF"/>
+            <w:tcMar>
+              <w:top w:w="0" w:type="dxa"/>
+              <w:bottom w:w="0" w:type="dxa"/>
+              <w:left w:w="0" w:type="dxa"/>
+              <w:right w:w="0" w:type="dxa"/>
+            </w:tcMar>
+            <w:vAlign w:val="center"/>
+          </w:tcPr>
+          <w:p>
+            <w:pPr>
+              <w:pStyle w:val="Normal"/>
+              <w:jc w:val="right"/>
+              <w:pBdr>
+                <w:bottom w:val="none" w:sz="0" w:space="0" w:color="000000"/>
+                <w:top w:val="none" w:sz="0" w:space="0" w:color="000000"/>
+                <w:left w:val="none" w:sz="0" w:space="0" w:color="000000"/>
+                <w:right w:val="none" w:sz="0" w:space="0" w:color="000000"/>
+              </w:pBdr>
+              <w:spacing w:after="100" w:before="100" w:line="240"/>
+              <w:ind w:left="100" w:right="100" w:firstLine="0" w:firstLineChars="0"/>
+              <w:rPr>
+                <w:rFonts w:ascii="Arial" w:hAnsi="Arial" w:eastAsia="Arial" w:cs="Arial"/>
+                <w:i w:val="false"/>
+                <w:b w:val="false"/>
+                <w:u w:val="none"/>
+                <w:strike w:val="false"/>
+                <w:sz w:val="22"/>
+                <w:szCs w:val="22"/>
+                <w:color w:val="000000"/>
+              </w:rPr>
+            </w:pPr>
+            <w:r>
+              <w:rPr>
+                <w:rFonts w:ascii="Arial" w:hAnsi="Arial" w:eastAsia="Arial" w:cs="Arial"/>
+                <w:i w:val="false"/>
+                <w:b w:val="false"/>
+                <w:u w:val="none"/>
+                <w:strike w:val="false"/>
+                <w:sz w:val="22"/>
+                <w:szCs w:val="22"/>
+                <w:color w:val="000000"/>
+              </w:rPr>
+              <w:t xml:space="preserve">5,108</w:t>
+            </w:r>
+          </w:p>
+        </w:tc>
+        <w:tc>
+          <w:tcPr>
+            <w:tcBorders>
+              <w:bottom w:val="none" w:sz="0" w:space="0" w:color="000000"/>
+              <w:top w:val="none" w:sz="0" w:space="0" w:color="000000"/>
+              <w:left w:val="none" w:sz="0" w:space="0" w:color="000000"/>
+              <w:right w:val="none" w:sz="0" w:space="0" w:color="000000"/>
+            </w:tcBorders>
+            <w:shd w:val="clear" w:color="auto" w:fill="FFFFFF"/>
+            <w:tcMar>
+              <w:top w:w="0" w:type="dxa"/>
+              <w:bottom w:w="0" w:type="dxa"/>
+              <w:left w:w="0" w:type="dxa"/>
+              <w:right w:w="0" w:type="dxa"/>
+            </w:tcMar>
+            <w:vAlign w:val="center"/>
+          </w:tcPr>
+          <w:p>
+            <w:pPr>
+              <w:pStyle w:val="Normal"/>
+              <w:jc w:val="right"/>
+              <w:pBdr>
+                <w:bottom w:val="none" w:sz="0" w:space="0" w:color="000000"/>
+                <w:top w:val="none" w:sz="0" w:space="0" w:color="000000"/>
+                <w:left w:val="none" w:sz="0" w:space="0" w:color="000000"/>
+                <w:right w:val="none" w:sz="0" w:space="0" w:color="000000"/>
+              </w:pBdr>
+              <w:spacing w:after="100" w:before="100" w:line="240"/>
+              <w:ind w:left="100" w:right="100" w:firstLine="0" w:firstLineChars="0"/>
+              <w:rPr>
+                <w:rFonts w:ascii="Arial" w:hAnsi="Arial" w:eastAsia="Arial" w:cs="Arial"/>
+                <w:i w:val="false"/>
+                <w:b w:val="false"/>
+                <w:u w:val="none"/>
+                <w:strike w:val="false"/>
+                <w:sz w:val="22"/>
+                <w:szCs w:val="22"/>
+                <w:color w:val="000000"/>
+              </w:rPr>
+            </w:pPr>
+            <w:r>
+              <w:rPr>
+                <w:rFonts w:ascii="Arial" w:hAnsi="Arial" w:eastAsia="Arial" w:cs="Arial"/>
+                <w:i w:val="false"/>
+                <w:b w:val="false"/>
+                <w:u w:val="none"/>
+                <w:strike w:val="false"/>
+                <w:sz w:val="22"/>
+                <w:szCs w:val="22"/>
+                <w:color w:val="000000"/>
+              </w:rPr>
+              <w:t xml:space="preserve">33.52806</w:t>
+            </w:r>
+          </w:p>
+        </w:tc>
+      </w:tr>
+      <w:tr>
+        <w:trPr>
+          <w:trHeight w:val="600" w:hRule="auto"/>
         </w:trPr>
         <w:tc>
           <w:tcPr>
@@ -386,38 +556,38 @@
           <w:p>
             <w:pPr>
               <w:pStyle w:val="Normal"/>
-              <w:jc w:val="left"/>
-              <w:pBdr>
-                <w:bottom w:val="none" w:sz="0" w:space="0" w:color="000000"/>
-                <w:top w:val="none" w:sz="0" w:space="0" w:color="000000"/>
-                <w:left w:val="none" w:sz="0" w:space="0" w:color="000000"/>
-                <w:right w:val="none" w:sz="0" w:space="0" w:color="000000"/>
-              </w:pBdr>
-              <w:spacing w:after="100" w:before="100" w:line="240"/>
-              <w:ind w:left="100" w:right="100" w:firstLine="0" w:firstLineChars="0"/>
-              <w:rPr>
-                <w:rFonts w:ascii="Arial" w:hAnsi="Arial" w:eastAsia="Arial" w:cs="Arial"/>
-                <w:i w:val="false"/>
-                <w:b w:val="false"/>
-                <w:u w:val="none"/>
-                <w:strike w:val="false"/>
-                <w:sz w:val="22"/>
-                <w:szCs w:val="22"/>
-                <w:color w:val="000000"/>
-              </w:rPr>
-            </w:pPr>
-            <w:r>
-              <w:rPr>
-                <w:rFonts w:ascii="Arial" w:hAnsi="Arial" w:eastAsia="Arial" w:cs="Arial"/>
-                <w:i w:val="false"/>
-                <w:b w:val="false"/>
-                <w:u w:val="none"/>
-                <w:strike w:val="false"/>
-                <w:sz w:val="22"/>
-                <w:szCs w:val="22"/>
-                <w:color w:val="000000"/>
-              </w:rPr>
-              <w:t xml:space="preserve">High competition: more than 5 competitors</w:t>
+              <w:jc w:val="right"/>
+              <w:pBdr>
+                <w:bottom w:val="none" w:sz="0" w:space="0" w:color="000000"/>
+                <w:top w:val="none" w:sz="0" w:space="0" w:color="000000"/>
+                <w:left w:val="none" w:sz="0" w:space="0" w:color="000000"/>
+                <w:right w:val="none" w:sz="0" w:space="0" w:color="000000"/>
+              </w:pBdr>
+              <w:spacing w:after="100" w:before="100" w:line="240"/>
+              <w:ind w:left="100" w:right="100" w:firstLine="0" w:firstLineChars="0"/>
+              <w:rPr>
+                <w:rFonts w:ascii="Arial" w:hAnsi="Arial" w:eastAsia="Arial" w:cs="Arial"/>
+                <w:i w:val="false"/>
+                <w:b w:val="false"/>
+                <w:u w:val="none"/>
+                <w:strike w:val="false"/>
+                <w:sz w:val="22"/>
+                <w:szCs w:val="22"/>
+                <w:color w:val="000000"/>
+              </w:rPr>
+            </w:pPr>
+            <w:r>
+              <w:rPr>
+                <w:rFonts w:ascii="Arial" w:hAnsi="Arial" w:eastAsia="Arial" w:cs="Arial"/>
+                <w:i w:val="false"/>
+                <w:b w:val="false"/>
+                <w:u w:val="none"/>
+                <w:strike w:val="false"/>
+                <w:sz w:val="22"/>
+                <w:szCs w:val="22"/>
+                <w:color w:val="000000"/>
+              </w:rPr>
+              <w:t xml:space="preserve">3</w:t>
             </w:r>
           </w:p>
         </w:tc>
@@ -472,7 +642,7 @@
                 <w:szCs w:val="22"/>
                 <w:color w:val="000000"/>
               </w:rPr>
-              <w:t xml:space="preserve">14,744</w:t>
+              <w:t xml:space="preserve">5,056</w:t>
             </w:r>
           </w:p>
         </w:tc>
@@ -527,7 +697,7 @@
                 <w:szCs w:val="22"/>
                 <w:color w:val="000000"/>
               </w:rPr>
-              <w:t xml:space="preserve">61.17081</w:t>
+              <w:t xml:space="preserve">33.18674</w:t>
             </w:r>
           </w:p>
         </w:tc>
@@ -549,7 +719,7 @@
       </w:tblPr>
       <w:tblGrid>
         <w:gridCol w:w="3003"/>
-        <w:gridCol w:w="1084"/>
+        <w:gridCol w:w="961"/>
         <w:gridCol w:w="1451"/>
       </w:tblGrid>
       <w:tr>
@@ -833,7 +1003,7 @@
                 <w:szCs w:val="22"/>
                 <w:color w:val="000000"/>
               </w:rPr>
-              <w:t xml:space="preserve">1,282</w:t>
+              <w:t xml:space="preserve">795</w:t>
             </w:r>
           </w:p>
         </w:tc>
@@ -888,7 +1058,7 @@
                 <w:szCs w:val="22"/>
                 <w:color w:val="000000"/>
               </w:rPr>
-              <w:t xml:space="preserve">5.318840</w:t>
+              <w:t xml:space="preserve">5.218247</w:t>
             </w:r>
           </w:p>
         </w:tc>
@@ -1003,7 +1173,7 @@
                 <w:szCs w:val="22"/>
                 <w:color w:val="000000"/>
               </w:rPr>
-              <w:t xml:space="preserve">953</w:t>
+              <w:t xml:space="preserve">581</w:t>
             </w:r>
           </w:p>
         </w:tc>
@@ -1058,7 +1228,7 @@
                 <w:szCs w:val="22"/>
                 <w:color w:val="000000"/>
               </w:rPr>
-              <w:t xml:space="preserve">3.953865</w:t>
+              <w:t xml:space="preserve">3.813587</w:t>
             </w:r>
           </w:p>
         </w:tc>
@@ -1173,7 +1343,7 @@
                 <w:szCs w:val="22"/>
                 <w:color w:val="000000"/>
               </w:rPr>
-              <w:t xml:space="preserve">7,124</w:t>
+              <w:t xml:space="preserve">4,376</w:t>
             </w:r>
           </w:p>
         </w:tc>
@@ -1228,7 +1398,7 @@
                 <w:szCs w:val="22"/>
                 <w:color w:val="000000"/>
               </w:rPr>
-              <w:t xml:space="preserve">29.556487</w:t>
+              <w:t xml:space="preserve">28.723334</w:t>
             </w:r>
           </w:p>
         </w:tc>
@@ -1343,7 +1513,7 @@
                 <w:szCs w:val="22"/>
                 <w:color w:val="000000"/>
               </w:rPr>
-              <w:t xml:space="preserve">14,744</w:t>
+              <w:t xml:space="preserve">9,483</w:t>
             </w:r>
           </w:p>
         </w:tc>
@@ -1398,7 +1568,7 @@
                 <w:szCs w:val="22"/>
                 <w:color w:val="000000"/>
               </w:rPr>
-              <w:t xml:space="preserve">61.170809</w:t>
+              <w:t xml:space="preserve">62.244831</w:t>
             </w:r>
           </w:p>
         </w:tc>
@@ -1421,7 +1591,7 @@
       <w:tblGrid>
         <w:gridCol w:w="4030"/>
         <w:gridCol w:w="961"/>
-        <w:gridCol w:w="1328"/>
+        <w:gridCol w:w="1206"/>
       </w:tblGrid>
       <w:tr>
         <w:trPr>
@@ -1704,7 +1874,7 @@
                 <w:szCs w:val="22"/>
                 <w:color w:val="000000"/>
               </w:rPr>
-              <w:t xml:space="preserve">6,142</w:t>
+              <w:t xml:space="preserve">5,859</w:t>
             </w:r>
           </w:p>
         </w:tc>
@@ -1759,7 +1929,7 @@
                 <w:szCs w:val="22"/>
                 <w:color w:val="000000"/>
               </w:rPr>
-              <w:t xml:space="preserve">25.48231</w:t>
+              <w:t xml:space="preserve">38.4575</w:t>
             </w:r>
           </w:p>
         </w:tc>
@@ -1771,176 +1941,6 @@
         <w:tc>
           <w:tcPr>
             <w:tcBorders>
-              <w:bottom w:val="none" w:sz="0" w:space="0" w:color="000000"/>
-              <w:top w:val="none" w:sz="0" w:space="0" w:color="000000"/>
-              <w:left w:val="none" w:sz="0" w:space="0" w:color="000000"/>
-              <w:right w:val="none" w:sz="0" w:space="0" w:color="000000"/>
-            </w:tcBorders>
-            <w:shd w:val="clear" w:color="auto" w:fill="FFFFFF"/>
-            <w:tcMar>
-              <w:top w:w="0" w:type="dxa"/>
-              <w:bottom w:w="0" w:type="dxa"/>
-              <w:left w:w="0" w:type="dxa"/>
-              <w:right w:w="0" w:type="dxa"/>
-            </w:tcMar>
-            <w:vAlign w:val="center"/>
-          </w:tcPr>
-          <w:p>
-            <w:pPr>
-              <w:pStyle w:val="Normal"/>
-              <w:jc w:val="left"/>
-              <w:pBdr>
-                <w:bottom w:val="none" w:sz="0" w:space="0" w:color="000000"/>
-                <w:top w:val="none" w:sz="0" w:space="0" w:color="000000"/>
-                <w:left w:val="none" w:sz="0" w:space="0" w:color="000000"/>
-                <w:right w:val="none" w:sz="0" w:space="0" w:color="000000"/>
-              </w:pBdr>
-              <w:spacing w:after="100" w:before="100" w:line="240"/>
-              <w:ind w:left="100" w:right="100" w:firstLine="0" w:firstLineChars="0"/>
-              <w:rPr>
-                <w:rFonts w:ascii="Arial" w:hAnsi="Arial" w:eastAsia="Arial" w:cs="Arial"/>
-                <w:i w:val="false"/>
-                <w:b w:val="false"/>
-                <w:u w:val="none"/>
-                <w:strike w:val="false"/>
-                <w:sz w:val="22"/>
-                <w:szCs w:val="22"/>
-                <w:color w:val="000000"/>
-              </w:rPr>
-            </w:pPr>
-            <w:r>
-              <w:rPr>
-                <w:rFonts w:ascii="Arial" w:hAnsi="Arial" w:eastAsia="Arial" w:cs="Arial"/>
-                <w:i w:val="false"/>
-                <w:b w:val="false"/>
-                <w:u w:val="none"/>
-                <w:strike w:val="false"/>
-                <w:sz w:val="22"/>
-                <w:szCs w:val="22"/>
-                <w:color w:val="000000"/>
-              </w:rPr>
-              <w:t xml:space="preserve">Competes with informal firms</w:t>
-            </w:r>
-          </w:p>
-        </w:tc>
-        <w:tc>
-          <w:tcPr>
-            <w:tcBorders>
-              <w:bottom w:val="none" w:sz="0" w:space="0" w:color="000000"/>
-              <w:top w:val="none" w:sz="0" w:space="0" w:color="000000"/>
-              <w:left w:val="none" w:sz="0" w:space="0" w:color="000000"/>
-              <w:right w:val="none" w:sz="0" w:space="0" w:color="000000"/>
-            </w:tcBorders>
-            <w:shd w:val="clear" w:color="auto" w:fill="FFFFFF"/>
-            <w:tcMar>
-              <w:top w:w="0" w:type="dxa"/>
-              <w:bottom w:w="0" w:type="dxa"/>
-              <w:left w:w="0" w:type="dxa"/>
-              <w:right w:w="0" w:type="dxa"/>
-            </w:tcMar>
-            <w:vAlign w:val="center"/>
-          </w:tcPr>
-          <w:p>
-            <w:pPr>
-              <w:pStyle w:val="Normal"/>
-              <w:jc w:val="right"/>
-              <w:pBdr>
-                <w:bottom w:val="none" w:sz="0" w:space="0" w:color="000000"/>
-                <w:top w:val="none" w:sz="0" w:space="0" w:color="000000"/>
-                <w:left w:val="none" w:sz="0" w:space="0" w:color="000000"/>
-                <w:right w:val="none" w:sz="0" w:space="0" w:color="000000"/>
-              </w:pBdr>
-              <w:spacing w:after="100" w:before="100" w:line="240"/>
-              <w:ind w:left="100" w:right="100" w:firstLine="0" w:firstLineChars="0"/>
-              <w:rPr>
-                <w:rFonts w:ascii="Arial" w:hAnsi="Arial" w:eastAsia="Arial" w:cs="Arial"/>
-                <w:i w:val="false"/>
-                <w:b w:val="false"/>
-                <w:u w:val="none"/>
-                <w:strike w:val="false"/>
-                <w:sz w:val="22"/>
-                <w:szCs w:val="22"/>
-                <w:color w:val="000000"/>
-              </w:rPr>
-            </w:pPr>
-            <w:r>
-              <w:rPr>
-                <w:rFonts w:ascii="Arial" w:hAnsi="Arial" w:eastAsia="Arial" w:cs="Arial"/>
-                <w:i w:val="false"/>
-                <w:b w:val="false"/>
-                <w:u w:val="none"/>
-                <w:strike w:val="false"/>
-                <w:sz w:val="22"/>
-                <w:szCs w:val="22"/>
-                <w:color w:val="000000"/>
-              </w:rPr>
-              <w:t xml:space="preserve">9,414</w:t>
-            </w:r>
-          </w:p>
-        </w:tc>
-        <w:tc>
-          <w:tcPr>
-            <w:tcBorders>
-              <w:bottom w:val="none" w:sz="0" w:space="0" w:color="000000"/>
-              <w:top w:val="none" w:sz="0" w:space="0" w:color="000000"/>
-              <w:left w:val="none" w:sz="0" w:space="0" w:color="000000"/>
-              <w:right w:val="none" w:sz="0" w:space="0" w:color="000000"/>
-            </w:tcBorders>
-            <w:shd w:val="clear" w:color="auto" w:fill="FFFFFF"/>
-            <w:tcMar>
-              <w:top w:w="0" w:type="dxa"/>
-              <w:bottom w:w="0" w:type="dxa"/>
-              <w:left w:w="0" w:type="dxa"/>
-              <w:right w:w="0" w:type="dxa"/>
-            </w:tcMar>
-            <w:vAlign w:val="center"/>
-          </w:tcPr>
-          <w:p>
-            <w:pPr>
-              <w:pStyle w:val="Normal"/>
-              <w:jc w:val="right"/>
-              <w:pBdr>
-                <w:bottom w:val="none" w:sz="0" w:space="0" w:color="000000"/>
-                <w:top w:val="none" w:sz="0" w:space="0" w:color="000000"/>
-                <w:left w:val="none" w:sz="0" w:space="0" w:color="000000"/>
-                <w:right w:val="none" w:sz="0" w:space="0" w:color="000000"/>
-              </w:pBdr>
-              <w:spacing w:after="100" w:before="100" w:line="240"/>
-              <w:ind w:left="100" w:right="100" w:firstLine="0" w:firstLineChars="0"/>
-              <w:rPr>
-                <w:rFonts w:ascii="Arial" w:hAnsi="Arial" w:eastAsia="Arial" w:cs="Arial"/>
-                <w:i w:val="false"/>
-                <w:b w:val="false"/>
-                <w:u w:val="none"/>
-                <w:strike w:val="false"/>
-                <w:sz w:val="22"/>
-                <w:szCs w:val="22"/>
-                <w:color w:val="000000"/>
-              </w:rPr>
-            </w:pPr>
-            <w:r>
-              <w:rPr>
-                <w:rFonts w:ascii="Arial" w:hAnsi="Arial" w:eastAsia="Arial" w:cs="Arial"/>
-                <w:i w:val="false"/>
-                <w:b w:val="false"/>
-                <w:u w:val="none"/>
-                <w:strike w:val="false"/>
-                <w:sz w:val="22"/>
-                <w:szCs w:val="22"/>
-                <w:color w:val="000000"/>
-              </w:rPr>
-              <w:t xml:space="preserve">39.05738</w:t>
-            </w:r>
-          </w:p>
-        </w:tc>
-      </w:tr>
-      <w:tr>
-        <w:trPr>
-          <w:trHeight w:val="600" w:hRule="auto"/>
-        </w:trPr>
-        <w:tc>
-          <w:tcPr>
-            <w:tcBorders>
               <w:bottom w:val="single" w:sz="12" w:space="0" w:color="666666"/>
               <w:top w:val="none" w:sz="0" w:space="0" w:color="000000"/>
               <w:left w:val="none" w:sz="0" w:space="0" w:color="000000"/>
@@ -1989,7 +1989,7 @@
                 <w:szCs w:val="22"/>
                 <w:color w:val="000000"/>
               </w:rPr>
-              <w:t xml:space="preserve"/>
+              <w:t xml:space="preserve">Competes with informal firms</w:t>
             </w:r>
           </w:p>
         </w:tc>
@@ -2044,7 +2044,7 @@
                 <w:szCs w:val="22"/>
                 <w:color w:val="000000"/>
               </w:rPr>
-              <w:t xml:space="preserve">8,547</w:t>
+              <w:t xml:space="preserve">9,376</w:t>
             </w:r>
           </w:p>
         </w:tc>
@@ -2099,7 +2099,7 @@
                 <w:szCs w:val="22"/>
                 <w:color w:val="000000"/>
               </w:rPr>
-              <w:t xml:space="preserve">35.46032</w:t>
+              <w:t xml:space="preserve">61.5425</w:t>
             </w:r>
           </w:p>
         </w:tc>
@@ -2121,7 +2121,7 @@
       </w:tblPr>
       <w:tblGrid>
         <w:gridCol w:w="1218"/>
-        <w:gridCol w:w="1084"/>
+        <w:gridCol w:w="961"/>
         <w:gridCol w:w="1328"/>
       </w:tblGrid>
       <w:tr>
@@ -2405,7 +2405,7 @@
                 <w:szCs w:val="22"/>
                 <w:color w:val="000000"/>
               </w:rPr>
-              <w:t xml:space="preserve">10,729</w:t>
+              <w:t xml:space="preserve">6,346</w:t>
             </w:r>
           </w:p>
         </w:tc>
@@ -2460,7 +2460,7 @@
                 <w:szCs w:val="22"/>
                 <w:color w:val="000000"/>
               </w:rPr>
-              <w:t xml:space="preserve">44.51313</w:t>
+              <w:t xml:space="preserve">41.65409</w:t>
             </w:r>
           </w:p>
         </w:tc>
@@ -2575,7 +2575,7 @@
                 <w:szCs w:val="22"/>
                 <w:color w:val="000000"/>
               </w:rPr>
-              <w:t xml:space="preserve">8,629</w:t>
+              <w:t xml:space="preserve">5,606</w:t>
             </w:r>
           </w:p>
         </w:tc>
@@ -2630,7 +2630,7 @@
                 <w:szCs w:val="22"/>
                 <w:color w:val="000000"/>
               </w:rPr>
-              <w:t xml:space="preserve">35.80052</w:t>
+              <w:t xml:space="preserve">36.79685</w:t>
             </w:r>
           </w:p>
         </w:tc>
@@ -2745,7 +2745,7 @@
                 <w:szCs w:val="22"/>
                 <w:color w:val="000000"/>
               </w:rPr>
-              <w:t xml:space="preserve">4,745</w:t>
+              <w:t xml:space="preserve">3,283</w:t>
             </w:r>
           </w:p>
         </w:tc>
@@ -2800,7 +2800,7 @@
                 <w:szCs w:val="22"/>
                 <w:color w:val="000000"/>
               </w:rPr>
-              <w:t xml:space="preserve">19.68635</w:t>
+              <w:t xml:space="preserve">21.54906</w:t>
             </w:r>
           </w:p>
         </w:tc>
